--- a/svoyo-delo/대본/8부/12화_Otets.docx
+++ b/svoyo-delo/대본/8부/12화_Otets.docx
@@ -1296,7 +1296,7 @@
         <w:t xml:space="preserve"> </w:t>
       </w:r>
       <w:r>
-        <w:t xml:space="preserve">- 규칙: 지문 없음. 전 화 100% 「화자명: 대사」. 1턴 18단어 이내 + 긴 턴 10~15회(30~55단어). 문법 초점(C1+): 비유적 설명(Цифра в конце — это как человек на проходной), 대조(Я за тушёнку молчал… А ты… не промолчал), 금지 명령(Не смей), 핵심 표현 반복(Я тобой горжусь).</w:t>
+        <w:t xml:space="preserve">- 규칙: 지문 없음. 전 화 100% 「화자명: 대사」. 1턴 24단어 이내 + 긴 턴 10~15회(35~60단어). 문법 초점(C1+): 비유적 설명(Цифра в конце — это как человек на проходной), 대조(Я за тушёнку молчал… А ты… не промолчал), 금지 명령(Не смей), 핵심 표현 반복(Я тобой горжусь).</w:t>
       </w:r>
       <w:r>
         <w:t xml:space="preserve"> </w:t>
@@ -1453,119 +1453,119 @@
         <w:pStyle w:val="FirstParagraph"/>
       </w:pPr>
       <w:r>
-        <w:t xml:space="preserve">NIKOLAY: Гена, свет над третьим рядом мигает. Сколько раз говорил. Мигающий свет — это ошибка в журнале.</w:t>
-      </w:r>
-    </w:p>
-    <w:p>
-      <w:pPr>
-        <w:pStyle w:val="BodyText"/>
-      </w:pPr>
-      <w:r>
-        <w:t xml:space="preserve">GENA: Николай Петрович, лампу заказали. Привезут в среду.</w:t>
-      </w:r>
-    </w:p>
-    <w:p>
-      <w:pPr>
-        <w:pStyle w:val="BodyText"/>
-      </w:pPr>
-      <w:r>
-        <w:t xml:space="preserve">NIKOLAY: В среду. А партия — сегодня. Принеси фонарь. Мой, жёлтый.</w:t>
-      </w:r>
-    </w:p>
-    <w:p>
-      <w:pPr>
-        <w:pStyle w:val="BodyText"/>
-      </w:pPr>
-      <w:r>
-        <w:t xml:space="preserve">ALEKSEY: Пап, ты приехал раньше всех. Электричка в пять сорок?</w:t>
-      </w:r>
-    </w:p>
-    <w:p>
-      <w:pPr>
-        <w:pStyle w:val="BodyText"/>
-      </w:pPr>
-      <w:r>
-        <w:t xml:space="preserve">NIKOLAY: В пять сорок. Как всегда, семь лет подряд. Карандаш — за ухом, сорок лет на одном месте. Уровень — в кармане. Мама дала бутерброды, четыре штуки, с докторской. Сказала: «Два отдай Гене, он худой. А сам не ешь в электричке — крошки». Я не ел.</w:t>
-      </w:r>
-    </w:p>
-    <w:p>
-      <w:pPr>
-        <w:pStyle w:val="BodyText"/>
-      </w:pPr>
-      <w:r>
-        <w:t xml:space="preserve">GENA: Спасибо, Николай Петрович. Татьяна Ивановна всегда угадывает.</w:t>
-      </w:r>
-    </w:p>
-    <w:p>
-      <w:pPr>
-        <w:pStyle w:val="BodyText"/>
-      </w:pPr>
-      <w:r>
-        <w:t xml:space="preserve">RITA: Добрый вечер. Сегодня особая партия. Первая с новой линии в Вонджу. Лот тридцать один. Тысяча двести коробок.</w:t>
-      </w:r>
-    </w:p>
-    <w:p>
-      <w:pPr>
-        <w:pStyle w:val="BodyText"/>
-      </w:pPr>
-      <w:r>
-        <w:t xml:space="preserve">NIKOLAY: С новой линии. С той, на которую Юн продал землю?</w:t>
-      </w:r>
-    </w:p>
-    <w:p>
-      <w:pPr>
-        <w:pStyle w:val="BodyText"/>
-      </w:pPr>
-      <w:r>
-        <w:t xml:space="preserve">ALEKSEY: Откуда ты знаешь?</w:t>
-      </w:r>
-    </w:p>
-    <w:p>
-      <w:pPr>
-        <w:pStyle w:val="BodyText"/>
-      </w:pPr>
-      <w:r>
-        <w:t xml:space="preserve">NIKOLAY: Доюн рассказал. На похоронах. Он плакал и рассказывал. Я всё запоминаю, когда люди плачут.</w:t>
-      </w:r>
-    </w:p>
-    <w:p>
-      <w:pPr>
-        <w:pStyle w:val="BodyText"/>
-      </w:pPr>
-      <w:r>
-        <w:t xml:space="preserve">RITA: Николай Петрович, первую коробку открываете вы. Это решение отдела качества.</w:t>
-      </w:r>
-    </w:p>
-    <w:p>
-      <w:pPr>
-        <w:pStyle w:val="BodyText"/>
-      </w:pPr>
-      <w:r>
-        <w:t xml:space="preserve">NIKOLAY: Почему я? Вы — качество. Я — пенсионер с карандашом.</w:t>
-      </w:r>
-    </w:p>
-    <w:p>
-      <w:pPr>
-        <w:pStyle w:val="BodyText"/>
-      </w:pPr>
-      <w:r>
-        <w:t xml:space="preserve">RITA: Потому что вы открыли первую коробку «Ладоги» в марте — лот пять. И первую коробку «Седжина» шесть лет назад, на этом же складе, карандашом. Это уже традиция, Николай Петрович. А традиции в отделе качества становятся процедурами. Номер двадцать семь.</w:t>
-      </w:r>
-    </w:p>
-    <w:p>
-      <w:pPr>
-        <w:pStyle w:val="BodyText"/>
-      </w:pPr>
-      <w:r>
-        <w:t xml:space="preserve">NIKOLAY: Процедура на меня? Лёша, у тебя в компании даже отец — процедура.</w:t>
-      </w:r>
-    </w:p>
-    <w:p>
-      <w:pPr>
-        <w:pStyle w:val="BodyText"/>
-      </w:pPr>
-      <w:r>
-        <w:t xml:space="preserve">ALEKSEY: Даже бабушка — пункт восемь, пап. Открывай.</w:t>
+        <w:t xml:space="preserve">NIKOLAY: Гена, свет над третьим рядом опять мигает. Сколько раз я говорил: мигающий свет — это ошибка в журнале.</w:t>
+      </w:r>
+    </w:p>
+    <w:p>
+      <w:pPr>
+        <w:pStyle w:val="BodyText"/>
+      </w:pPr>
+      <w:r>
+        <w:t xml:space="preserve">GENA: Николай Петрович, лампу мы уже заказали, её привезут в среду.</w:t>
+      </w:r>
+    </w:p>
+    <w:p>
+      <w:pPr>
+        <w:pStyle w:val="BodyText"/>
+      </w:pPr>
+      <w:r>
+        <w:t xml:space="preserve">NIKOLAY: В среду, а партия приходит сегодня. Принеси фонарь, мой, жёлтый, он в шкафчике.</w:t>
+      </w:r>
+    </w:p>
+    <w:p>
+      <w:pPr>
+        <w:pStyle w:val="BodyText"/>
+      </w:pPr>
+      <w:r>
+        <w:t xml:space="preserve">ALEKSEY: Пап, ты опять приехал раньше всех. Электричка в пять сорок, как обычно?</w:t>
+      </w:r>
+    </w:p>
+    <w:p>
+      <w:pPr>
+        <w:pStyle w:val="BodyText"/>
+      </w:pPr>
+      <w:r>
+        <w:t xml:space="preserve">NIKOLAY: В пять сорок, как всегда, семь лет подряд. Карандаш за ухом, на одном месте уже сорок лет, а уровень в кармане. Мама дала бутерброды, четыре штуки, с докторской, и сказала: «Два отдай Гене, он худой. А сам не ешь в электричке — крошки». Я и не ел.</w:t>
+      </w:r>
+    </w:p>
+    <w:p>
+      <w:pPr>
+        <w:pStyle w:val="BodyText"/>
+      </w:pPr>
+      <w:r>
+        <w:t xml:space="preserve">GENA: Спасибо, Николай Петрович. Татьяна Ивановна всегда угадывает, когда я голодный.</w:t>
+      </w:r>
+    </w:p>
+    <w:p>
+      <w:pPr>
+        <w:pStyle w:val="BodyText"/>
+      </w:pPr>
+      <w:r>
+        <w:t xml:space="preserve">RITA: Добрый вечер. Сегодня у нас особая партия, первая с новой линии в Вонджу: лот тридцать один, тысяча двести коробок.</w:t>
+      </w:r>
+    </w:p>
+    <w:p>
+      <w:pPr>
+        <w:pStyle w:val="BodyText"/>
+      </w:pPr>
+      <w:r>
+        <w:t xml:space="preserve">NIKOLAY: С новой линии? С той самой, ради которой Юн продал землю?</w:t>
+      </w:r>
+    </w:p>
+    <w:p>
+      <w:pPr>
+        <w:pStyle w:val="BodyText"/>
+      </w:pPr>
+      <w:r>
+        <w:t xml:space="preserve">ALEKSEY: Пап, а откуда ты вообще об этом знаешь?</w:t>
+      </w:r>
+    </w:p>
+    <w:p>
+      <w:pPr>
+        <w:pStyle w:val="BodyText"/>
+      </w:pPr>
+      <w:r>
+        <w:t xml:space="preserve">NIKOLAY: Доюн рассказал на похоронах. Он плакал и рассказывал, а я всё запоминаю, когда люди плачут.</w:t>
+      </w:r>
+    </w:p>
+    <w:p>
+      <w:pPr>
+        <w:pStyle w:val="BodyText"/>
+      </w:pPr>
+      <w:r>
+        <w:t xml:space="preserve">RITA: Николай Петрович, первую коробку открываете вы. Это решение отдела качества, и оно не обсуждается.</w:t>
+      </w:r>
+    </w:p>
+    <w:p>
+      <w:pPr>
+        <w:pStyle w:val="BodyText"/>
+      </w:pPr>
+      <w:r>
+        <w:t xml:space="preserve">NIKOLAY: Почему именно я? Вы отвечаете за качество, а я просто пенсионер с карандашом.</w:t>
+      </w:r>
+    </w:p>
+    <w:p>
+      <w:pPr>
+        <w:pStyle w:val="BodyText"/>
+      </w:pPr>
+      <w:r>
+        <w:t xml:space="preserve">RITA: Потому что вы открыли первую коробку «Ладоги» в марте, лот пять, и первую коробку «Седжина» шесть лет назад, на этом же складе, карандашом. Это уже традиция, Николай Петрович, а традиции в отделе качества становятся процедурами. Номер двадцать семь.</w:t>
+      </w:r>
+    </w:p>
+    <w:p>
+      <w:pPr>
+        <w:pStyle w:val="BodyText"/>
+      </w:pPr>
+      <w:r>
+        <w:t xml:space="preserve">NIKOLAY: Процедура на меня? Лёша, у тебя в компании даже отец превратился в процедуру.</w:t>
+      </w:r>
+    </w:p>
+    <w:p>
+      <w:pPr>
+        <w:pStyle w:val="BodyText"/>
+      </w:pPr>
+      <w:r>
+        <w:t xml:space="preserve">ALEKSEY: Даже бабушка у нас стала пунктом восемь, пап. Открывай, все ждут.</w:t>
       </w:r>
     </w:p>
     <w:bookmarkEnd w:id="21"/>
@@ -1583,55 +1583,55 @@
         <w:pStyle w:val="FirstParagraph"/>
       </w:pPr>
       <w:r>
-        <w:t xml:space="preserve">NIKOLAY: Коробка первая. Наклейка — ровно. Уровень… пузырь в центре. Хорошо. Кто клеил?</w:t>
-      </w:r>
-    </w:p>
-    <w:p>
-      <w:pPr>
-        <w:pStyle w:val="BodyText"/>
-      </w:pPr>
-      <w:r>
-        <w:t xml:space="preserve">RITA: Линия. Автомат. Сохи настроила по вашему эталону. Вы три года назад прислали фотографию с уровнем.</w:t>
-      </w:r>
-    </w:p>
-    <w:p>
-      <w:pPr>
-        <w:pStyle w:val="BodyText"/>
-      </w:pPr>
-      <w:r>
-        <w:t xml:space="preserve">NIKOLAY: Автомат клеит по моей фотографии. Это смешно. И приятно.</w:t>
-      </w:r>
-    </w:p>
-    <w:p>
-      <w:pPr>
-        <w:pStyle w:val="BodyText"/>
-      </w:pPr>
-      <w:r>
-        <w:t xml:space="preserve">GENA: Николай Петрович, журнал. Синий. Ваш.</w:t>
-      </w:r>
-    </w:p>
-    <w:p>
-      <w:pPr>
-        <w:pStyle w:val="BodyText"/>
-      </w:pPr>
-      <w:r>
-        <w:t xml:space="preserve">NIKOLAY: Пиши, Гена. Я диктую. Лот тридцать один. Дата розлива — четвёртое ноября. Упаковка — шестое ноября.</w:t>
-      </w:r>
-    </w:p>
-    <w:p>
-      <w:pPr>
-        <w:pStyle w:val="BodyText"/>
-      </w:pPr>
-      <w:r>
-        <w:t xml:space="preserve">RITA: Сорок шесть часов. Меньше сорока восьми. Таймер не сработал. Значит, линия работает как надо.</w:t>
-      </w:r>
-    </w:p>
-    <w:p>
-      <w:pPr>
-        <w:pStyle w:val="BodyText"/>
-      </w:pPr>
-      <w:r>
-        <w:t xml:space="preserve">NIKOLAY: Таймер не сработал — это хорошо? Странная у вас работа, Рита. Хорошо, когда ничего не случилось.</w:t>
+        <w:t xml:space="preserve">NIKOLAY: Коробка первая. Наклейка ровная. Уровень… пузырь в центре, хорошо. А кто её клеил?</w:t>
+      </w:r>
+    </w:p>
+    <w:p>
+      <w:pPr>
+        <w:pStyle w:val="BodyText"/>
+      </w:pPr>
+      <w:r>
+        <w:t xml:space="preserve">RITA: Линия, автомат. Сохи настроила его по вашему эталону: вы три года назад прислали фотографию с уровнем.</w:t>
+      </w:r>
+    </w:p>
+    <w:p>
+      <w:pPr>
+        <w:pStyle w:val="BodyText"/>
+      </w:pPr>
+      <w:r>
+        <w:t xml:space="preserve">NIKOLAY: Автомат клеит по моей фотографии. Это смешно, но, признаться, и приятно.</w:t>
+      </w:r>
+    </w:p>
+    <w:p>
+      <w:pPr>
+        <w:pStyle w:val="BodyText"/>
+      </w:pPr>
+      <w:r>
+        <w:t xml:space="preserve">GENA: Николай Петрович, вот журнал, синий, ваш.</w:t>
+      </w:r>
+    </w:p>
+    <w:p>
+      <w:pPr>
+        <w:pStyle w:val="BodyText"/>
+      </w:pPr>
+      <w:r>
+        <w:t xml:space="preserve">NIKOLAY: Пиши, Гена, я диктую. Лот тридцать один, дата розлива — четвёртое ноября, упаковка — шестое ноября.</w:t>
+      </w:r>
+    </w:p>
+    <w:p>
+      <w:pPr>
+        <w:pStyle w:val="BodyText"/>
+      </w:pPr>
+      <w:r>
+        <w:t xml:space="preserve">RITA: Сорок шесть часов, то есть меньше сорока восьми. Таймер не сработал, значит, линия работает как надо.</w:t>
+      </w:r>
+    </w:p>
+    <w:p>
+      <w:pPr>
+        <w:pStyle w:val="BodyText"/>
+      </w:pPr>
+      <w:r>
+        <w:t xml:space="preserve">NIKOLAY: Таймер не сработал, и это хорошо? Странная у вас работа, Рита: хорошо, когда ничего не случилось.</w:t>
       </w:r>
     </w:p>
     <w:p>
@@ -1647,215 +1647,215 @@
         <w:pStyle w:val="BodyText"/>
       </w:pPr>
       <w:r>
-        <w:t xml:space="preserve">NIKOLAY: Записано. Гена, пиши: «Таймер — норма». Дальше. Термологгеры. Каждая десятая коробка.</w:t>
-      </w:r>
-    </w:p>
-    <w:p>
-      <w:pPr>
-        <w:pStyle w:val="BodyText"/>
-      </w:pPr>
-      <w:r>
-        <w:t xml:space="preserve">GENA: Коробка десять — норма. Двадцать — норма. Тридцать — норма.</w:t>
-      </w:r>
-    </w:p>
-    <w:p>
-      <w:pPr>
-        <w:pStyle w:val="BodyText"/>
-      </w:pPr>
-      <w:r>
-        <w:t xml:space="preserve">NIKOLAY: Не торопись. Читай всю кривую, не только цифру в конце. Цифра в конце врёт чаще всего.</w:t>
-      </w:r>
-    </w:p>
-    <w:p>
-      <w:pPr>
-        <w:pStyle w:val="BodyText"/>
-      </w:pPr>
-      <w:r>
-        <w:t xml:space="preserve">GENA: Почему?</w:t>
-      </w:r>
-    </w:p>
-    <w:p>
-      <w:pPr>
-        <w:pStyle w:val="BodyText"/>
-      </w:pPr>
-      <w:r>
-        <w:t xml:space="preserve">NIKOLAY: Потому что цифра в конце — это как человек на проходной. Пришёл вовремя. А где был ночью — не видно.</w:t>
-      </w:r>
-    </w:p>
-    <w:p>
-      <w:pPr>
-        <w:pStyle w:val="BodyText"/>
-      </w:pPr>
-      <w:r>
-        <w:t xml:space="preserve">RITA: Николай Петрович, это лучшее объяснение термологгера, которое я слышала. Можно в процедуру?</w:t>
-      </w:r>
-    </w:p>
-    <w:p>
-      <w:pPr>
-        <w:pStyle w:val="BodyText"/>
-      </w:pPr>
-      <w:r>
-        <w:t xml:space="preserve">NIKOLAY: Можно. Без фамилии. Я не люблю фамилий в процедурах.</w:t>
-      </w:r>
-    </w:p>
-    <w:p>
-      <w:pPr>
-        <w:pStyle w:val="BodyText"/>
-      </w:pPr>
-      <w:r>
-        <w:t xml:space="preserve">GENA: Коробка сто семьдесят. Тут… пик. Двадцать семь градусов. Сорок минут. Шестого ноября. Ночью.</w:t>
-      </w:r>
-    </w:p>
-    <w:p>
-      <w:pPr>
-        <w:pStyle w:val="BodyText"/>
-      </w:pPr>
-      <w:r>
-        <w:t xml:space="preserve">RITA: Покажите. Шестое ноября, два сорок ночи. Аэропорт Инчхон. Это перегрузка. Кто-то оставил паллету у двери.</w:t>
-      </w:r>
-    </w:p>
-    <w:p>
-      <w:pPr>
-        <w:pStyle w:val="BodyText"/>
-      </w:pPr>
-      <w:r>
-        <w:t xml:space="preserve">NIKOLAY: Двадцать семь. А можно сколько?</w:t>
-      </w:r>
-    </w:p>
-    <w:p>
-      <w:pPr>
-        <w:pStyle w:val="BodyText"/>
-      </w:pPr>
-      <w:r>
-        <w:t xml:space="preserve">RITA: От двух до двадцати пяти. Двадцать семь — выход за пределы. Сорок минут.</w:t>
-      </w:r>
-    </w:p>
-    <w:p>
-      <w:pPr>
-        <w:pStyle w:val="BodyText"/>
-      </w:pPr>
-      <w:r>
-        <w:t xml:space="preserve">ALEKSEY: Это опасно для геля?</w:t>
-      </w:r>
-    </w:p>
-    <w:p>
-      <w:pPr>
-        <w:pStyle w:val="BodyText"/>
-      </w:pPr>
-      <w:r>
-        <w:t xml:space="preserve">RITA: Скорее всего — нет. Сорок минут при двадцати семи — гель переживёт. Но «скорее всего» — не процедура.</w:t>
-      </w:r>
-    </w:p>
-    <w:p>
-      <w:pPr>
-        <w:pStyle w:val="BodyText"/>
-      </w:pPr>
-      <w:r>
-        <w:t xml:space="preserve">NIKOLAY: Тогда что?</w:t>
-      </w:r>
-    </w:p>
-    <w:p>
-      <w:pPr>
-        <w:pStyle w:val="BodyText"/>
-      </w:pPr>
-      <w:r>
-        <w:t xml:space="preserve">RITA: Тогда эта коробка — в карантин. И вся паллета с ней. Сорок восемь коробок. До проверки у Зуевой.</w:t>
-      </w:r>
-    </w:p>
-    <w:p>
-      <w:pPr>
-        <w:pStyle w:val="BodyText"/>
-      </w:pPr>
-      <w:r>
-        <w:t xml:space="preserve">ALEKSEY: Сорок восемь. Из тысячи двухсот. Первая партия с новой линии — и сразу карантин.</w:t>
-      </w:r>
-    </w:p>
-    <w:p>
-      <w:pPr>
-        <w:pStyle w:val="BodyText"/>
-      </w:pPr>
-      <w:r>
-        <w:t xml:space="preserve">NIKOLAY: Хорошо.</w:t>
-      </w:r>
-    </w:p>
-    <w:p>
-      <w:pPr>
-        <w:pStyle w:val="BodyText"/>
-      </w:pPr>
-      <w:r>
-        <w:t xml:space="preserve">ALEKSEY: Хорошо? Пап, это первая партия. Юн продал землю.</w:t>
-      </w:r>
-    </w:p>
-    <w:p>
-      <w:pPr>
-        <w:pStyle w:val="BodyText"/>
-      </w:pPr>
-      <w:r>
-        <w:t xml:space="preserve">NIKOLAY: Поэтому и хорошо, сынок. Если первая партия чистая — все думают, что журнал для красоты. Висит, синий, красивый. А если первая — и сразу карантин, все понимают: журнал работает. Даже на первой партии. Даже когда продали землю. Юн поймёт первым. Он инженер, как я.</w:t>
-      </w:r>
-    </w:p>
-    <w:p>
-      <w:pPr>
-        <w:pStyle w:val="BodyText"/>
-      </w:pPr>
-      <w:r>
-        <w:t xml:space="preserve">RITA: Николай Петрович прав. Я позвоню Сохи. Это не их линия. Это Инчхон. Но Сохи захочет знать.</w:t>
-      </w:r>
-    </w:p>
-    <w:p>
-      <w:pPr>
-        <w:pStyle w:val="BodyText"/>
-      </w:pPr>
-      <w:r>
-        <w:t xml:space="preserve">DOYUN: Я позвоню. Я теперь в совете. Это мой вопрос «почему». Первый.</w:t>
-      </w:r>
-    </w:p>
-    <w:p>
-      <w:pPr>
-        <w:pStyle w:val="BodyText"/>
-      </w:pPr>
-      <w:r>
-        <w:t xml:space="preserve">NIKOLAY: Доюн! Ты здесь? Я не видел.</w:t>
-      </w:r>
-    </w:p>
-    <w:p>
-      <w:pPr>
-        <w:pStyle w:val="BodyText"/>
-      </w:pPr>
-      <w:r>
-        <w:t xml:space="preserve">DOYUN: Я стоял за паллетой. Учился. Николай Петрович, вы сейчас сказали лучше президента. Я переведу ему дословно.</w:t>
-      </w:r>
-    </w:p>
-    <w:p>
-      <w:pPr>
-        <w:pStyle w:val="BodyText"/>
-      </w:pPr>
-      <w:r>
-        <w:t xml:space="preserve">NIKOLAY: Переводи. Скажи: «Карантин — это не позор. Это уважение к земле, которую он продал».</w:t>
-      </w:r>
-    </w:p>
-    <w:p>
-      <w:pPr>
-        <w:pStyle w:val="BodyText"/>
-      </w:pPr>
-      <w:r>
-        <w:t xml:space="preserve">DOYUN: Он заплачет. Президент плачет редко. Но от таких слов — плачет.</w:t>
-      </w:r>
-    </w:p>
-    <w:p>
-      <w:pPr>
-        <w:pStyle w:val="BodyText"/>
-      </w:pPr>
-      <w:r>
-        <w:t xml:space="preserve">GENA: Сорок восемь коробок — на красную полку. Наклейка «Карантин». Ровно.</w:t>
-      </w:r>
-    </w:p>
-    <w:p>
-      <w:pPr>
-        <w:pStyle w:val="BodyText"/>
-      </w:pPr>
-      <w:r>
-        <w:t xml:space="preserve">NIKOLAY: Ровно. Уровень дай. Вот. Теперь ровно. Даже карантин должен висеть ровно.</w:t>
+        <w:t xml:space="preserve">NIKOLAY: Записано. Гена, пиши: «Таймер — норма». Дальше термологгеры, каждая десятая коробка.</w:t>
+      </w:r>
+    </w:p>
+    <w:p>
+      <w:pPr>
+        <w:pStyle w:val="BodyText"/>
+      </w:pPr>
+      <w:r>
+        <w:t xml:space="preserve">GENA: Коробка десять — норма, двадцать — норма, тридцать — тоже норма.</w:t>
+      </w:r>
+    </w:p>
+    <w:p>
+      <w:pPr>
+        <w:pStyle w:val="BodyText"/>
+      </w:pPr>
+      <w:r>
+        <w:t xml:space="preserve">NIKOLAY: Не торопись. Читай всю кривую, а не только цифру в конце. Цифра в конце врёт чаще всего.</w:t>
+      </w:r>
+    </w:p>
+    <w:p>
+      <w:pPr>
+        <w:pStyle w:val="BodyText"/>
+      </w:pPr>
+      <w:r>
+        <w:t xml:space="preserve">GENA: А почему она врёт чаще всего, Николай Петрович?</w:t>
+      </w:r>
+    </w:p>
+    <w:p>
+      <w:pPr>
+        <w:pStyle w:val="BodyText"/>
+      </w:pPr>
+      <w:r>
+        <w:t xml:space="preserve">NIKOLAY: Потому что цифра в конце — это как человек на проходной: пришёл вовремя, а где он был ночью, не видно.</w:t>
+      </w:r>
+    </w:p>
+    <w:p>
+      <w:pPr>
+        <w:pStyle w:val="BodyText"/>
+      </w:pPr>
+      <w:r>
+        <w:t xml:space="preserve">RITA: Николай Петрович, это лучшее объяснение термологгера, которое я слышала. Можно я внесу его в процедуру?</w:t>
+      </w:r>
+    </w:p>
+    <w:p>
+      <w:pPr>
+        <w:pStyle w:val="BodyText"/>
+      </w:pPr>
+      <w:r>
+        <w:t xml:space="preserve">NIKOLAY: Можно, только без фамилии. Я не люблю фамилий в процедурах.</w:t>
+      </w:r>
+    </w:p>
+    <w:p>
+      <w:pPr>
+        <w:pStyle w:val="BodyText"/>
+      </w:pPr>
+      <w:r>
+        <w:t xml:space="preserve">GENA: Коробка сто семьдесят. Тут… пик: двадцать семь градусов, сорок минут, шестого ноября, ночью.</w:t>
+      </w:r>
+    </w:p>
+    <w:p>
+      <w:pPr>
+        <w:pStyle w:val="BodyText"/>
+      </w:pPr>
+      <w:r>
+        <w:t xml:space="preserve">RITA: Покажите. Шестое ноября, два сорок ночи, аэропорт Инчхон. Это перегрузка: кто-то оставил паллету у двери.</w:t>
+      </w:r>
+    </w:p>
+    <w:p>
+      <w:pPr>
+        <w:pStyle w:val="BodyText"/>
+      </w:pPr>
+      <w:r>
+        <w:t xml:space="preserve">NIKOLAY: Двадцать семь градусов. А сколько можно по норме?</w:t>
+      </w:r>
+    </w:p>
+    <w:p>
+      <w:pPr>
+        <w:pStyle w:val="BodyText"/>
+      </w:pPr>
+      <w:r>
+        <w:t xml:space="preserve">RITA: От двух до двадцати пяти. Двадцать семь — это выход за пределы, и он длился сорок минут.</w:t>
+      </w:r>
+    </w:p>
+    <w:p>
+      <w:pPr>
+        <w:pStyle w:val="BodyText"/>
+      </w:pPr>
+      <w:r>
+        <w:t xml:space="preserve">ALEKSEY: А это опасно для геля? Скажите честно, Рита.</w:t>
+      </w:r>
+    </w:p>
+    <w:p>
+      <w:pPr>
+        <w:pStyle w:val="BodyText"/>
+      </w:pPr>
+      <w:r>
+        <w:t xml:space="preserve">RITA: Скорее всего, нет: сорок минут при двадцати семи гель переживёт. Но «скорее всего» — не процедура.</w:t>
+      </w:r>
+    </w:p>
+    <w:p>
+      <w:pPr>
+        <w:pStyle w:val="BodyText"/>
+      </w:pPr>
+      <w:r>
+        <w:t xml:space="preserve">NIKOLAY: Тогда что вы будете с этим делать?</w:t>
+      </w:r>
+    </w:p>
+    <w:p>
+      <w:pPr>
+        <w:pStyle w:val="BodyText"/>
+      </w:pPr>
+      <w:r>
+        <w:t xml:space="preserve">RITA: Тогда эта коробка уходит в карантин, и вся паллета вместе с ней: сорок восемь коробок до проверки у Зуевой.</w:t>
+      </w:r>
+    </w:p>
+    <w:p>
+      <w:pPr>
+        <w:pStyle w:val="BodyText"/>
+      </w:pPr>
+      <w:r>
+        <w:t xml:space="preserve">ALEKSEY: Сорок восемь из тысячи двухсот. Первая партия с новой линии, и сразу карантин.</w:t>
+      </w:r>
+    </w:p>
+    <w:p>
+      <w:pPr>
+        <w:pStyle w:val="BodyText"/>
+      </w:pPr>
+      <w:r>
+        <w:t xml:space="preserve">NIKOLAY: Это хорошо, сынок, поверь мне.</w:t>
+      </w:r>
+    </w:p>
+    <w:p>
+      <w:pPr>
+        <w:pStyle w:val="BodyText"/>
+      </w:pPr>
+      <w:r>
+        <w:t xml:space="preserve">ALEKSEY: Хорошо? Пап, это же первая партия, а Юн ради неё продал землю.</w:t>
+      </w:r>
+    </w:p>
+    <w:p>
+      <w:pPr>
+        <w:pStyle w:val="BodyText"/>
+      </w:pPr>
+      <w:r>
+        <w:t xml:space="preserve">NIKOLAY: Поэтому и хорошо, сынок. Если первая партия чистая, все думают, что журнал для красоты: висит, синий, красивый. А если первая — и сразу карантин, все понимают, что журнал работает, даже на первой партии, даже когда продали землю. Юн поймёт это первым, потому что он инженер, как и я.</w:t>
+      </w:r>
+    </w:p>
+    <w:p>
+      <w:pPr>
+        <w:pStyle w:val="BodyText"/>
+      </w:pPr>
+      <w:r>
+        <w:t xml:space="preserve">RITA: Николай Петрович прав. Я позвоню Сохи: это не их линия, а Инчхон, но Сохи захочет знать.</w:t>
+      </w:r>
+    </w:p>
+    <w:p>
+      <w:pPr>
+        <w:pStyle w:val="BodyText"/>
+      </w:pPr>
+      <w:r>
+        <w:t xml:space="preserve">DOYUN: Я сам позвоню, я теперь в совете. Это мой вопрос «почему», самый первый.</w:t>
+      </w:r>
+    </w:p>
+    <w:p>
+      <w:pPr>
+        <w:pStyle w:val="BodyText"/>
+      </w:pPr>
+      <w:r>
+        <w:t xml:space="preserve">NIKOLAY: Доюн! Ты здесь? А я тебя и не видел.</w:t>
+      </w:r>
+    </w:p>
+    <w:p>
+      <w:pPr>
+        <w:pStyle w:val="BodyText"/>
+      </w:pPr>
+      <w:r>
+        <w:t xml:space="preserve">DOYUN: Я стоял за паллетой и учился. Николай Петрович, вы сейчас сказали лучше президента, и я переведу ему дословно.</w:t>
+      </w:r>
+    </w:p>
+    <w:p>
+      <w:pPr>
+        <w:pStyle w:val="BodyText"/>
+      </w:pPr>
+      <w:r>
+        <w:t xml:space="preserve">NIKOLAY: Переводи и скажи ему так: «Карантин — это не позор. Это уважение к земле, которую он продал».</w:t>
+      </w:r>
+    </w:p>
+    <w:p>
+      <w:pPr>
+        <w:pStyle w:val="BodyText"/>
+      </w:pPr>
+      <w:r>
+        <w:t xml:space="preserve">DOYUN: Он заплачет. Президент плачет редко, но от таких слов он плачет.</w:t>
+      </w:r>
+    </w:p>
+    <w:p>
+      <w:pPr>
+        <w:pStyle w:val="BodyText"/>
+      </w:pPr>
+      <w:r>
+        <w:t xml:space="preserve">GENA: Сорок восемь коробок ставлю на красную полку, с наклейкой «Карантин», ровно.</w:t>
+      </w:r>
+    </w:p>
+    <w:p>
+      <w:pPr>
+        <w:pStyle w:val="BodyText"/>
+      </w:pPr>
+      <w:r>
+        <w:t xml:space="preserve">NIKOLAY: Ровно, говоришь? Дай-ка уровень. Вот, теперь ровно. Даже карантин должен висеть ровно.</w:t>
       </w:r>
     </w:p>
     <w:bookmarkEnd w:id="22"/>
@@ -1873,239 +1873,239 @@
         <w:pStyle w:val="FirstParagraph"/>
       </w:pPr>
       <w:r>
-        <w:t xml:space="preserve">GENA: Чай. С бутербродами Татьяны Ивановны. Николай Петрович, садитесь. Вы три часа стояли.</w:t>
-      </w:r>
-    </w:p>
-    <w:p>
-      <w:pPr>
-        <w:pStyle w:val="BodyText"/>
-      </w:pPr>
-      <w:r>
-        <w:t xml:space="preserve">NIKOLAY: Три часа — мало. На заводе я стоял по двенадцать. У пресса. Тридцать лет.</w:t>
-      </w:r>
-    </w:p>
-    <w:p>
-      <w:pPr>
-        <w:pStyle w:val="BodyText"/>
-      </w:pPr>
-      <w:r>
-        <w:t xml:space="preserve">RITA: Вы никогда не рассказывали про завод.</w:t>
-      </w:r>
-    </w:p>
-    <w:p>
-      <w:pPr>
-        <w:pStyle w:val="BodyText"/>
-      </w:pPr>
-      <w:r>
-        <w:t xml:space="preserve">NIKOLAY: Рассказывал. Лёше. Один раз. Он не помнит.</w:t>
-      </w:r>
-    </w:p>
-    <w:p>
-      <w:pPr>
-        <w:pStyle w:val="BodyText"/>
-      </w:pPr>
-      <w:r>
-        <w:t xml:space="preserve">ALEKSEY: Помню, пап. Пятница. Бумажка на воротах. Три тысячи человек.</w:t>
-      </w:r>
-    </w:p>
-    <w:p>
-      <w:pPr>
-        <w:pStyle w:val="BodyText"/>
-      </w:pPr>
-      <w:r>
-        <w:t xml:space="preserve">NIKOLAY: Помнит. Ладно. Тогда расскажу Рите. И Гене. И Доюну. Им можно.</w:t>
-      </w:r>
-    </w:p>
-    <w:p>
-      <w:pPr>
-        <w:pStyle w:val="BodyText"/>
-      </w:pPr>
-      <w:r>
-        <w:t xml:space="preserve">DOYUN: Я переведу президенту? Или это только для нас?</w:t>
-      </w:r>
-    </w:p>
-    <w:p>
-      <w:pPr>
-        <w:pStyle w:val="BodyText"/>
-      </w:pPr>
-      <w:r>
-        <w:t xml:space="preserve">NIKOLAY: Для вас. Президенту — потом, если захочешь. Девяносто восьмой год. Зарплату не платили почти год. Потом стали платить консервами, с заводского склада. Сорок банок тушёнки — это месяц моей работы. Сорок банок за тридцать дней у пресса. Я их носил домой в рюкзаке. Тяжело.</w:t>
-      </w:r>
-    </w:p>
-    <w:p>
-      <w:pPr>
-        <w:pStyle w:val="BodyText"/>
-      </w:pPr>
-      <w:r>
-        <w:t xml:space="preserve">GENA: Сорок банок за месяц?</w:t>
-      </w:r>
-    </w:p>
-    <w:p>
-      <w:pPr>
-        <w:pStyle w:val="BodyText"/>
-      </w:pPr>
-      <w:r>
-        <w:t xml:space="preserve">NIKOLAY: Сорок. Татьяна до сих пор на тушёнку смотреть не может. Тридцать три года. Я её не виню.</w:t>
-      </w:r>
-    </w:p>
-    <w:p>
-      <w:pPr>
-        <w:pStyle w:val="BodyText"/>
-      </w:pPr>
-      <w:r>
-        <w:t xml:space="preserve">RITA: А директор?</w:t>
-      </w:r>
-    </w:p>
-    <w:p>
-      <w:pPr>
-        <w:pStyle w:val="BodyText"/>
-      </w:pPr>
-      <w:r>
-        <w:t xml:space="preserve">NIKOLAY: Директор продавал станки на металлолом. Ночью. Я видел. Грузовики у четвёртого цеха. Я знал. Все знали. Я молчал.</w:t>
-      </w:r>
-    </w:p>
-    <w:p>
-      <w:pPr>
-        <w:pStyle w:val="BodyText"/>
-      </w:pPr>
-      <w:r>
-        <w:t xml:space="preserve">ALEKSEY: Пап…</w:t>
-      </w:r>
-    </w:p>
-    <w:p>
-      <w:pPr>
-        <w:pStyle w:val="BodyText"/>
-      </w:pPr>
-      <w:r>
-        <w:t xml:space="preserve">NIKOLAY: Молчал, потому что боялся потерять даже консервы. У меня был сын. Восемь лет. Ты, Лёша. Ты ходил в школу в ботинках с чужой ноги. Я думал: зарплата — лучшее. Даже если это тушёнка. Особенно если тушёнка. Лучше банка в рюкзаке, чем правда на воротах.</w:t>
-      </w:r>
-    </w:p>
-    <w:p>
-      <w:pPr>
-        <w:pStyle w:val="BodyText"/>
-      </w:pPr>
-      <w:r>
-        <w:t xml:space="preserve">DOYUN: Это не стыдно, Николай Петрович. Это — отец.</w:t>
-      </w:r>
-    </w:p>
-    <w:p>
-      <w:pPr>
-        <w:pStyle w:val="BodyText"/>
-      </w:pPr>
-      <w:r>
-        <w:t xml:space="preserve">NIKOLAY: Стыдно, Доюн. Потом завод закрыли. Всё равно. В одну пятницу. Бумажка на воротах. А станков уже не было. Я молчал два года — и ничего не спас. Ни станки, ни консервы, ни себя.</w:t>
-      </w:r>
-    </w:p>
-    <w:p>
-      <w:pPr>
-        <w:pStyle w:val="BodyText"/>
-      </w:pPr>
-      <w:r>
-        <w:t xml:space="preserve">RITA: Поэтому вы так смотрите на кривую? Не на последнюю цифру?</w:t>
-      </w:r>
-    </w:p>
-    <w:p>
-      <w:pPr>
-        <w:pStyle w:val="BodyText"/>
-      </w:pPr>
-      <w:r>
-        <w:t xml:space="preserve">NIKOLAY: Поэтому. Последняя цифра на заводе была хорошая. План выполнен. А ночью — грузовики.</w:t>
-      </w:r>
-    </w:p>
-    <w:p>
-      <w:pPr>
-        <w:pStyle w:val="BodyText"/>
-      </w:pPr>
-      <w:r>
-        <w:t xml:space="preserve">GENA: Николай Петрович, а сейчас вы бы сказали? Если бы увидели грузовики?</w:t>
-      </w:r>
-    </w:p>
-    <w:p>
-      <w:pPr>
-        <w:pStyle w:val="BodyText"/>
-      </w:pPr>
-      <w:r>
-        <w:t xml:space="preserve">NIKOLAY: Сейчас — да. Сейчас у меня есть синий журнал. И сын, который отказался от миллиарда шестисот.</w:t>
-      </w:r>
-    </w:p>
-    <w:p>
-      <w:pPr>
-        <w:pStyle w:val="BodyText"/>
-      </w:pPr>
-      <w:r>
-        <w:t xml:space="preserve">ALEKSEY: Откуда ты знаешь про миллиард шестьсот? Я тебе не говорил цифру.</w:t>
-      </w:r>
-    </w:p>
-    <w:p>
-      <w:pPr>
-        <w:pStyle w:val="BodyText"/>
-      </w:pPr>
-      <w:r>
-        <w:t xml:space="preserve">NIKOLAY: Борис Игоревич сказал. Позвонил в субботу, в семь утра, как он любит. Сказал: «Николай, твой парень отказался от миллиарда шестисот. Ради ночной линии. Ради медсестры, которую выбрали в совет». И повесил трубку. Даже не попрощался. Я сидел на кухне полчаса с телефоном в руке.</w:t>
-      </w:r>
-    </w:p>
-    <w:p>
-      <w:pPr>
-        <w:pStyle w:val="BodyText"/>
-      </w:pPr>
-      <w:r>
-        <w:t xml:space="preserve">ALEKSEY: Он тебе позвонил?</w:t>
-      </w:r>
-    </w:p>
-    <w:p>
-      <w:pPr>
-        <w:pStyle w:val="BodyText"/>
-      </w:pPr>
-      <w:r>
-        <w:t xml:space="preserve">NIKOLAY: Позвонил. Мы с ним с того дня в бане — как братья. Оба — девяносто восьмой. Он — деньгами. Я — тушёнкой.</w:t>
-      </w:r>
-    </w:p>
-    <w:p>
-      <w:pPr>
-        <w:pStyle w:val="BodyText"/>
-      </w:pPr>
-      <w:r>
-        <w:t xml:space="preserve">DOYUN: Президент тоже девяносто восьмой. Японцы. Вы трое — одного года.</w:t>
-      </w:r>
-    </w:p>
-    <w:p>
-      <w:pPr>
-        <w:pStyle w:val="BodyText"/>
-      </w:pPr>
-      <w:r>
-        <w:t xml:space="preserve">NIKOLAY: Значит, клуб. Клуб девяносто восьмого. Нужен значок.</w:t>
-      </w:r>
-    </w:p>
-    <w:p>
-      <w:pPr>
-        <w:pStyle w:val="BodyText"/>
-      </w:pPr>
-      <w:r>
-        <w:t xml:space="preserve">RITA: Значок — с уровнем. И пузырём в центре.</w:t>
-      </w:r>
-    </w:p>
-    <w:p>
-      <w:pPr>
-        <w:pStyle w:val="BodyText"/>
-      </w:pPr>
-      <w:r>
-        <w:t xml:space="preserve">NIKOLAY: С уровнем. Рита, вы понимаете в значках. Это редкость для отдела качества.</w:t>
-      </w:r>
-    </w:p>
-    <w:p>
-      <w:pPr>
-        <w:pStyle w:val="BodyText"/>
-      </w:pPr>
-      <w:r>
-        <w:t xml:space="preserve">GENA: Николай Петрович, ещё чаю?</w:t>
-      </w:r>
-    </w:p>
-    <w:p>
-      <w:pPr>
-        <w:pStyle w:val="BodyText"/>
-      </w:pPr>
-      <w:r>
-        <w:t xml:space="preserve">NIKOLAY: Нет. Гена, иди домой. Рита, и вы. Доюн — тоже. Мне с сыном надо. Пять минут. Без журнала.</w:t>
+        <w:t xml:space="preserve">GENA: Вот чай, с бутербродами Татьяны Ивановны. Николай Петрович, садитесь, вы три часа на ногах.</w:t>
+      </w:r>
+    </w:p>
+    <w:p>
+      <w:pPr>
+        <w:pStyle w:val="BodyText"/>
+      </w:pPr>
+      <w:r>
+        <w:t xml:space="preserve">NIKOLAY: Три часа — это мало. На заводе я стоял по двенадцать часов у пресса, тридцать лет подряд.</w:t>
+      </w:r>
+    </w:p>
+    <w:p>
+      <w:pPr>
+        <w:pStyle w:val="BodyText"/>
+      </w:pPr>
+      <w:r>
+        <w:t xml:space="preserve">RITA: А вы ведь никогда не рассказывали нам про завод.</w:t>
+      </w:r>
+    </w:p>
+    <w:p>
+      <w:pPr>
+        <w:pStyle w:val="BodyText"/>
+      </w:pPr>
+      <w:r>
+        <w:t xml:space="preserve">NIKOLAY: Рассказывал, Лёше, один раз. Только он, наверное, не помнит.</w:t>
+      </w:r>
+    </w:p>
+    <w:p>
+      <w:pPr>
+        <w:pStyle w:val="BodyText"/>
+      </w:pPr>
+      <w:r>
+        <w:t xml:space="preserve">ALEKSEY: Помню, пап: пятница, бумажка на воротах и три тысячи человек.</w:t>
+      </w:r>
+    </w:p>
+    <w:p>
+      <w:pPr>
+        <w:pStyle w:val="BodyText"/>
+      </w:pPr>
+      <w:r>
+        <w:t xml:space="preserve">NIKOLAY: Помнит. Ладно, тогда расскажу и Рите, и Гене, и Доюну. Им можно.</w:t>
+      </w:r>
+    </w:p>
+    <w:p>
+      <w:pPr>
+        <w:pStyle w:val="BodyText"/>
+      </w:pPr>
+      <w:r>
+        <w:t xml:space="preserve">DOYUN: Мне потом перевести это президенту? Или это только для нас?</w:t>
+      </w:r>
+    </w:p>
+    <w:p>
+      <w:pPr>
+        <w:pStyle w:val="BodyText"/>
+      </w:pPr>
+      <w:r>
+        <w:t xml:space="preserve">NIKOLAY: Для вас, а президенту потом, если захочешь. Девяносто восьмой год: зарплату не платили почти год, потом стали платить консервами с заводского склада. Сорок банок тушёнки — это был месяц моей работы, сорок банок за тридцать дней у пресса. Я носил их домой в рюкзаке, и было тяжело.</w:t>
+      </w:r>
+    </w:p>
+    <w:p>
+      <w:pPr>
+        <w:pStyle w:val="BodyText"/>
+      </w:pPr>
+      <w:r>
+        <w:t xml:space="preserve">GENA: Сорок банок за целый месяц работы?</w:t>
+      </w:r>
+    </w:p>
+    <w:p>
+      <w:pPr>
+        <w:pStyle w:val="BodyText"/>
+      </w:pPr>
+      <w:r>
+        <w:t xml:space="preserve">NIKOLAY: Сорок. Татьяна до сих пор на тушёнку смотреть не может, хотя прошло столько лет. И я её за это не виню.</w:t>
+      </w:r>
+    </w:p>
+    <w:p>
+      <w:pPr>
+        <w:pStyle w:val="BodyText"/>
+      </w:pPr>
+      <w:r>
+        <w:t xml:space="preserve">RITA: А что же делал директор завода?</w:t>
+      </w:r>
+    </w:p>
+    <w:p>
+      <w:pPr>
+        <w:pStyle w:val="BodyText"/>
+      </w:pPr>
+      <w:r>
+        <w:t xml:space="preserve">NIKOLAY: Директор продавал станки на металлолом, по ночам. Я видел грузовики у четвёртого цеха, я знал, и все знали. А я молчал.</w:t>
+      </w:r>
+    </w:p>
+    <w:p>
+      <w:pPr>
+        <w:pStyle w:val="BodyText"/>
+      </w:pPr>
+      <w:r>
+        <w:t xml:space="preserve">ALEKSEY: Пап… Ты не обязан сейчас это рассказывать.</w:t>
+      </w:r>
+    </w:p>
+    <w:p>
+      <w:pPr>
+        <w:pStyle w:val="BodyText"/>
+      </w:pPr>
+      <w:r>
+        <w:t xml:space="preserve">NIKOLAY: Я молчал, потому что боялся потерять даже консервы. У меня был сын восьми лет, ты, Лёша, и ты ходил в школу в ботинках с чужой ноги. Я думал: зарплата — лучшее, даже если это тушёнка, особенно если тушёнка. Лучше банка в рюкзаке, чем правда на воротах.</w:t>
+      </w:r>
+    </w:p>
+    <w:p>
+      <w:pPr>
+        <w:pStyle w:val="BodyText"/>
+      </w:pPr>
+      <w:r>
+        <w:t xml:space="preserve">DOYUN: Это не стыдно, Николай Петрович. Это просто отец.</w:t>
+      </w:r>
+    </w:p>
+    <w:p>
+      <w:pPr>
+        <w:pStyle w:val="BodyText"/>
+      </w:pPr>
+      <w:r>
+        <w:t xml:space="preserve">NIKOLAY: Стыдно, Доюн. Потом завод всё равно закрыли, в одну пятницу, бумажкой на воротах, а станков к тому времени уже не было. Я молчал два года — и ничего не спас: ни станки, ни консервы, ни себя самого.</w:t>
+      </w:r>
+    </w:p>
+    <w:p>
+      <w:pPr>
+        <w:pStyle w:val="BodyText"/>
+      </w:pPr>
+      <w:r>
+        <w:t xml:space="preserve">RITA: Поэтому вы так смотрите на кривую, а не на последнюю цифру?</w:t>
+      </w:r>
+    </w:p>
+    <w:p>
+      <w:pPr>
+        <w:pStyle w:val="BodyText"/>
+      </w:pPr>
+      <w:r>
+        <w:t xml:space="preserve">NIKOLAY: Поэтому. Последняя цифра на заводе была хорошая: план выполнен. А ночью ездили грузовики.</w:t>
+      </w:r>
+    </w:p>
+    <w:p>
+      <w:pPr>
+        <w:pStyle w:val="BodyText"/>
+      </w:pPr>
+      <w:r>
+        <w:t xml:space="preserve">GENA: Николай Петрович, а сейчас вы бы сказали, если бы увидели такие грузовики?</w:t>
+      </w:r>
+    </w:p>
+    <w:p>
+      <w:pPr>
+        <w:pStyle w:val="BodyText"/>
+      </w:pPr>
+      <w:r>
+        <w:t xml:space="preserve">NIKOLAY: Сейчас да. Сейчас у меня есть синий журнал и сын, который отказался от миллиарда шестисот.</w:t>
+      </w:r>
+    </w:p>
+    <w:p>
+      <w:pPr>
+        <w:pStyle w:val="BodyText"/>
+      </w:pPr>
+      <w:r>
+        <w:t xml:space="preserve">ALEKSEY: Откуда ты знаешь про миллиард шестьсот? Я ведь тебе не говорил цифру.</w:t>
+      </w:r>
+    </w:p>
+    <w:p>
+      <w:pPr>
+        <w:pStyle w:val="BodyText"/>
+      </w:pPr>
+      <w:r>
+        <w:t xml:space="preserve">NIKOLAY: Борис Игоревич сказал. Позвонил в субботу в семь утра, как он любит, и сказал: «Николай, твой парень отказался от миллиарда шестисот. Ради ночной линии. Ради медсестры, которую выбрали в совет». И повесил трубку, даже не попрощался. А я полчаса сидел на кухне с телефоном в руке.</w:t>
+      </w:r>
+    </w:p>
+    <w:p>
+      <w:pPr>
+        <w:pStyle w:val="BodyText"/>
+      </w:pPr>
+      <w:r>
+        <w:t xml:space="preserve">ALEKSEY: Он тебе сам позвонил? Вот это новость.</w:t>
+      </w:r>
+    </w:p>
+    <w:p>
+      <w:pPr>
+        <w:pStyle w:val="BodyText"/>
+      </w:pPr>
+      <w:r>
+        <w:t xml:space="preserve">NIKOLAY: Позвонил. Мы с ним с того дня в бане как братья: оба из девяносто восьмого, только он платил деньгами, а я тушёнкой.</w:t>
+      </w:r>
+    </w:p>
+    <w:p>
+      <w:pPr>
+        <w:pStyle w:val="BodyText"/>
+      </w:pPr>
+      <w:r>
+        <w:t xml:space="preserve">DOYUN: Президент тоже из девяносто восьмого, с японцами. Получается, вы трое — одного года.</w:t>
+      </w:r>
+    </w:p>
+    <w:p>
+      <w:pPr>
+        <w:pStyle w:val="BodyText"/>
+      </w:pPr>
+      <w:r>
+        <w:t xml:space="preserve">NIKOLAY: Значит, у нас клуб, клуб девяносто восьмого. Нужен значок, как положено.</w:t>
+      </w:r>
+    </w:p>
+    <w:p>
+      <w:pPr>
+        <w:pStyle w:val="BodyText"/>
+      </w:pPr>
+      <w:r>
+        <w:t xml:space="preserve">RITA: Значок с уровнем, и чтобы пузырь был в центре.</w:t>
+      </w:r>
+    </w:p>
+    <w:p>
+      <w:pPr>
+        <w:pStyle w:val="BodyText"/>
+      </w:pPr>
+      <w:r>
+        <w:t xml:space="preserve">NIKOLAY: С уровнем, конечно. Рита, вы понимаете в значках, а это редкость для отдела качества.</w:t>
+      </w:r>
+    </w:p>
+    <w:p>
+      <w:pPr>
+        <w:pStyle w:val="BodyText"/>
+      </w:pPr>
+      <w:r>
+        <w:t xml:space="preserve">GENA: Николай Петрович, налить вам ещё чаю?</w:t>
+      </w:r>
+    </w:p>
+    <w:p>
+      <w:pPr>
+        <w:pStyle w:val="BodyText"/>
+      </w:pPr>
+      <w:r>
+        <w:t xml:space="preserve">NIKOLAY: Нет, спасибо. Гена, иди домой, и вы, Рита, и Доюн тоже. Мне надо с сыном пять минут поговорить, без журнала.</w:t>
       </w:r>
     </w:p>
     <w:bookmarkEnd w:id="23"/>
@@ -2123,199 +2123,199 @@
         <w:pStyle w:val="FirstParagraph"/>
       </w:pPr>
       <w:r>
-        <w:t xml:space="preserve">GENA: Иду, Николай Петрович. Свет на третьем ряду выключать? Фонарь я оставил там.</w:t>
-      </w:r>
-    </w:p>
-    <w:p>
-      <w:pPr>
-        <w:pStyle w:val="BodyText"/>
-      </w:pPr>
-      <w:r>
-        <w:t xml:space="preserve">NIKOLAY: Не выключай, Гена. Пусть мигает. Иди. Лёша, сядь. На коробку. Не на «Ладогу» — на пустую. Вот. Восемь лет назад. Март. Ты позвонил и сказал: «Пап, я ушёл из „Хельвемеда”». Помнишь, что я тебе сказал? Я помню каждое слово.</w:t>
-      </w:r>
-    </w:p>
-    <w:p>
-      <w:pPr>
-        <w:pStyle w:val="BodyText"/>
-      </w:pPr>
-      <w:r>
-        <w:t xml:space="preserve">ALEKSEY: Помню. «Ты с ума сошёл. Двести пятьдесят тысяч. Зарплата — лучшее».</w:t>
-      </w:r>
-    </w:p>
-    <w:p>
-      <w:pPr>
-        <w:pStyle w:val="BodyText"/>
-      </w:pPr>
-      <w:r>
-        <w:t xml:space="preserve">NIKOLAY: И месяц с тобой не разговаривал.</w:t>
-      </w:r>
-    </w:p>
-    <w:p>
-      <w:pPr>
-        <w:pStyle w:val="BodyText"/>
-      </w:pPr>
-      <w:r>
-        <w:t xml:space="preserve">ALEKSEY: Три недели. Мама считала.</w:t>
-      </w:r>
-    </w:p>
-    <w:p>
-      <w:pPr>
-        <w:pStyle w:val="BodyText"/>
-      </w:pPr>
-      <w:r>
-        <w:t xml:space="preserve">NIKOLAY: Три недели. Мама считает лучше меня. Знаешь, что было в конце трёх недель?</w:t>
-      </w:r>
-    </w:p>
-    <w:p>
-      <w:pPr>
-        <w:pStyle w:val="BodyText"/>
-      </w:pPr>
-      <w:r>
-        <w:t xml:space="preserve">ALEKSEY: Нет. Ты просто позвонил. Спросил про коробки.</w:t>
-      </w:r>
-    </w:p>
-    <w:p>
-      <w:pPr>
-        <w:pStyle w:val="BodyText"/>
-      </w:pPr>
-      <w:r>
-        <w:t xml:space="preserve">NIKOLAY: Бабушка позвонила мне. Сама, первый раз за десять лет — обычно звонил я, по средам. Сказала одно: «Коля, ты молчал на заводе. Не заставляй его молчать». И повесила трубку. Я сидел у телефона до ночи. А утром позвонил тебе. Про коробки. Чтобы не говорить про главное.</w:t>
-      </w:r>
-    </w:p>
-    <w:p>
-      <w:pPr>
-        <w:pStyle w:val="BodyText"/>
-      </w:pPr>
-      <w:r>
-        <w:t xml:space="preserve">ALEKSEY: Бабушка… Она мне не рассказывала.</w:t>
-      </w:r>
-    </w:p>
-    <w:p>
-      <w:pPr>
-        <w:pStyle w:val="BodyText"/>
-      </w:pPr>
-      <w:r>
-        <w:t xml:space="preserve">NIKOLAY: Она никому не рассказывала. Она рассказывала только тогда, когда надо. Как про Митю — в последний день.</w:t>
-      </w:r>
-    </w:p>
-    <w:p>
-      <w:pPr>
-        <w:pStyle w:val="BodyText"/>
-      </w:pPr>
-      <w:r>
-        <w:t xml:space="preserve">ALEKSEY: Пап…</w:t>
-      </w:r>
-    </w:p>
-    <w:p>
-      <w:pPr>
-        <w:pStyle w:val="BodyText"/>
-      </w:pPr>
-      <w:r>
-        <w:t xml:space="preserve">NIKOLAY: На похоронах хотел сказать — не смог, там двести человек. А тут коробки. Им можно. Ты отказался от миллиарда шестисот. Ради Вали. Ради Риты. Ради чужих женщин, которых никогда не увидишь. Я за тушёнку молчал два года. А ты за миллиард шестьсот — не промолчал. Я тобой горжусь, Лёша.</w:t>
-      </w:r>
-    </w:p>
-    <w:p>
-      <w:pPr>
-        <w:pStyle w:val="BodyText"/>
-      </w:pPr>
-      <w:r>
-        <w:t xml:space="preserve">ALEKSEY: Пап…</w:t>
-      </w:r>
-    </w:p>
-    <w:p>
-      <w:pPr>
-        <w:pStyle w:val="BodyText"/>
-      </w:pPr>
-      <w:r>
-        <w:t xml:space="preserve">NIKOLAY: Я тобой горжусь. Я этого не говорил маме. Не говорил бабушке. Не говорил никому. Говорю тебе. Первый раз. В шестьдесят девять. Нет — в семьдесят. Мне в октябре семьдесят исполнилось. Ты забыл.</w:t>
-      </w:r>
-    </w:p>
-    <w:p>
-      <w:pPr>
-        <w:pStyle w:val="BodyText"/>
-      </w:pPr>
-      <w:r>
-        <w:t xml:space="preserve">ALEKSEY: Я не забыл. Я был в Сеуле. Я звонил. Ты не взял трубку. Ты был на складе.</w:t>
-      </w:r>
-    </w:p>
-    <w:p>
-      <w:pPr>
-        <w:pStyle w:val="BodyText"/>
-      </w:pPr>
-      <w:r>
-        <w:t xml:space="preserve">NIKOLAY: На складе. Точно. Последний понедельник. Значит, и я не забыл — я работал.</w:t>
-      </w:r>
-    </w:p>
-    <w:p>
-      <w:pPr>
-        <w:pStyle w:val="BodyText"/>
-      </w:pPr>
-      <w:r>
-        <w:t xml:space="preserve">ALEKSEY: Пап, ты хочешь уйти на пенсию? С этого склада? Тебе семьдесят.</w:t>
-      </w:r>
-    </w:p>
-    <w:p>
-      <w:pPr>
-        <w:pStyle w:val="BodyText"/>
-      </w:pPr>
-      <w:r>
-        <w:t xml:space="preserve">NIKOLAY: Нет. Не хочу. Пять тысяч в месяц, раз в месяц, последний понедельник. Это моя зарплата. Лучшая в моей жизни. Честная, переводом на карту, с договором, без тушёнки и без бумажки на воротах. Я на неё не куплю ничего. Но я на неё смотрю — и мне хорошо.</w:t>
-      </w:r>
-    </w:p>
-    <w:p>
-      <w:pPr>
-        <w:pStyle w:val="BodyText"/>
-      </w:pPr>
-      <w:r>
-        <w:t xml:space="preserve">ALEKSEY: Тогда — не уходи. Я поговорю с Ириной. Пусть повысит. Семь тысяч.</w:t>
-      </w:r>
-    </w:p>
-    <w:p>
-      <w:pPr>
-        <w:pStyle w:val="BodyText"/>
-      </w:pPr>
-      <w:r>
-        <w:t xml:space="preserve">NIKOLAY: Не смей. Пять — договор. Договор не меняют, потому что сын — директор. Это мне Ирина объяснила. В первый день.</w:t>
-      </w:r>
-    </w:p>
-    <w:p>
-      <w:pPr>
-        <w:pStyle w:val="BodyText"/>
-      </w:pPr>
-      <w:r>
-        <w:t xml:space="preserve">ALEKSEY: Она тебе так сказала?</w:t>
-      </w:r>
-    </w:p>
-    <w:p>
-      <w:pPr>
-        <w:pStyle w:val="BodyText"/>
-      </w:pPr>
-      <w:r>
-        <w:t xml:space="preserve">NIKOLAY: Сказала: «Николай Петрович, родственникам — по договору. Иначе это не помощь. Это конверт». Я запомнил. Хорошая женщина. Строгая.</w:t>
-      </w:r>
-    </w:p>
-    <w:p>
-      <w:pPr>
-        <w:pStyle w:val="BodyText"/>
-      </w:pPr>
-      <w:r>
-        <w:t xml:space="preserve">ALEKSEY: Я тобой тоже горжусь, пап.</w:t>
-      </w:r>
-    </w:p>
-    <w:p>
-      <w:pPr>
-        <w:pStyle w:val="BodyText"/>
-      </w:pPr>
-      <w:r>
-        <w:t xml:space="preserve">NIKOLAY: Мной? За что? За тушёнку?</w:t>
-      </w:r>
-    </w:p>
-    <w:p>
-      <w:pPr>
-        <w:pStyle w:val="BodyText"/>
-      </w:pPr>
-      <w:r>
-        <w:t xml:space="preserve">ALEKSEY: За фонарь. Жёлтый. Лампа мигала — а ты принёс фонарь. Не ждал до среды.</w:t>
+        <w:t xml:space="preserve">GENA: Иду, Николай Петрович. Свет на третьем ряду выключать? Фонарь я там оставил.</w:t>
+      </w:r>
+    </w:p>
+    <w:p>
+      <w:pPr>
+        <w:pStyle w:val="BodyText"/>
+      </w:pPr>
+      <w:r>
+        <w:t xml:space="preserve">NIKOLAY: Не выключай, Гена, пусть мигает, иди. Лёша, сядь на коробку, только не на «Ладогу», а на пустую. Вот так. Восемь лет назад, в марте, ты позвонил и сказал: «Пап, я ушёл из „Хельвемеда”». Помнишь, что я тебе тогда сказал? Я помню каждое слово.</w:t>
+      </w:r>
+    </w:p>
+    <w:p>
+      <w:pPr>
+        <w:pStyle w:val="BodyText"/>
+      </w:pPr>
+      <w:r>
+        <w:t xml:space="preserve">ALEKSEY: Помню: «Ты с ума сошёл. Двести пятьдесят тысяч. Зарплата — лучшее».</w:t>
+      </w:r>
+    </w:p>
+    <w:p>
+      <w:pPr>
+        <w:pStyle w:val="BodyText"/>
+      </w:pPr>
+      <w:r>
+        <w:t xml:space="preserve">NIKOLAY: И потом месяц с тобой не разговаривал.</w:t>
+      </w:r>
+    </w:p>
+    <w:p>
+      <w:pPr>
+        <w:pStyle w:val="BodyText"/>
+      </w:pPr>
+      <w:r>
+        <w:t xml:space="preserve">ALEKSEY: Три недели, пап. Мама считала дни.</w:t>
+      </w:r>
+    </w:p>
+    <w:p>
+      <w:pPr>
+        <w:pStyle w:val="BodyText"/>
+      </w:pPr>
+      <w:r>
+        <w:t xml:space="preserve">NIKOLAY: Три недели, да, мама считает лучше меня. А знаешь, что было в конце этих трёх недель?</w:t>
+      </w:r>
+    </w:p>
+    <w:p>
+      <w:pPr>
+        <w:pStyle w:val="BodyText"/>
+      </w:pPr>
+      <w:r>
+        <w:t xml:space="preserve">ALEKSEY: Нет. Ты просто позвонил и спросил про коробки, как будто ничего не было.</w:t>
+      </w:r>
+    </w:p>
+    <w:p>
+      <w:pPr>
+        <w:pStyle w:val="BodyText"/>
+      </w:pPr>
+      <w:r>
+        <w:t xml:space="preserve">NIKOLAY: Мне позвонила бабушка. Сама, первый раз за десять лет, ведь обычно звонил я, по средам. Сказала одно: «Коля, ты молчал на заводе. Не заставляй его молчать». И повесила трубку. Я сидел у телефона до ночи, а утром позвонил тебе про коробки, чтобы не говорить про главное.</w:t>
+      </w:r>
+    </w:p>
+    <w:p>
+      <w:pPr>
+        <w:pStyle w:val="BodyText"/>
+      </w:pPr>
+      <w:r>
+        <w:t xml:space="preserve">ALEKSEY: Бабушка… Она мне об этом никогда не рассказывала.</w:t>
+      </w:r>
+    </w:p>
+    <w:p>
+      <w:pPr>
+        <w:pStyle w:val="BodyText"/>
+      </w:pPr>
+      <w:r>
+        <w:t xml:space="preserve">NIKOLAY: Она никому не рассказывала. Она говорила только тогда, когда было надо, как про Митю, в последний день.</w:t>
+      </w:r>
+    </w:p>
+    <w:p>
+      <w:pPr>
+        <w:pStyle w:val="BodyText"/>
+      </w:pPr>
+      <w:r>
+        <w:t xml:space="preserve">ALEKSEY: Пап… Я даже не знаю, что сказать.</w:t>
+      </w:r>
+    </w:p>
+    <w:p>
+      <w:pPr>
+        <w:pStyle w:val="BodyText"/>
+      </w:pPr>
+      <w:r>
+        <w:t xml:space="preserve">NIKOLAY: На похоронах я хотел сказать, но не смог: там было двести человек. А тут коробки, им можно. Ты отказался от миллиарда шестисот ради Вали, ради Риты, ради чужих женщин, которых никогда не увидишь. Я за тушёнку молчал два года, а ты за миллиард шестьсот — не промолчал. Я тобой горжусь, Лёша.</w:t>
+      </w:r>
+    </w:p>
+    <w:p>
+      <w:pPr>
+        <w:pStyle w:val="BodyText"/>
+      </w:pPr>
+      <w:r>
+        <w:t xml:space="preserve">ALEKSEY: Пап… Спасибо тебе. Я этого не ждал.</w:t>
+      </w:r>
+    </w:p>
+    <w:p>
+      <w:pPr>
+        <w:pStyle w:val="BodyText"/>
+      </w:pPr>
+      <w:r>
+        <w:t xml:space="preserve">NIKOLAY: Я тобой горжусь. Я не говорил этого ни маме, ни бабушке, ни одному человеку на свете, потому что не умел. Говорю тебе, первый раз, в шестьдесят девять. Нет, в семьдесят: мне в октябре исполнилось семьдесят, а ты забыл.</w:t>
+      </w:r>
+    </w:p>
+    <w:p>
+      <w:pPr>
+        <w:pStyle w:val="BodyText"/>
+      </w:pPr>
+      <w:r>
+        <w:t xml:space="preserve">ALEKSEY: Я не забыл, я был в Сеуле и звонил тебе. Ты не взял трубку, потому что был на складе.</w:t>
+      </w:r>
+    </w:p>
+    <w:p>
+      <w:pPr>
+        <w:pStyle w:val="BodyText"/>
+      </w:pPr>
+      <w:r>
+        <w:t xml:space="preserve">NIKOLAY: На складе, точно, в последний понедельник. Значит, и я не забыл, я просто работал.</w:t>
+      </w:r>
+    </w:p>
+    <w:p>
+      <w:pPr>
+        <w:pStyle w:val="BodyText"/>
+      </w:pPr>
+      <w:r>
+        <w:t xml:space="preserve">ALEKSEY: Пап, а ты не хочешь уйти на пенсию с этого склада? Тебе всё-таки семьдесят.</w:t>
+      </w:r>
+    </w:p>
+    <w:p>
+      <w:pPr>
+        <w:pStyle w:val="BodyText"/>
+      </w:pPr>
+      <w:r>
+        <w:t xml:space="preserve">NIKOLAY: Нет, не хочу. Пять тысяч в месяц, раз в месяц, в последний понедельник — это моя зарплата, лучшая в моей жизни. Честная, переводом на карту, по договору, без тушёнки и без бумажки на воротах. Я на неё ничего не куплю, но я на неё смотрю, и мне хорошо.</w:t>
+      </w:r>
+    </w:p>
+    <w:p>
+      <w:pPr>
+        <w:pStyle w:val="BodyText"/>
+      </w:pPr>
+      <w:r>
+        <w:t xml:space="preserve">ALEKSEY: Тогда не уходи. Я поговорю с Ириной, пусть повысит до семи тысяч.</w:t>
+      </w:r>
+    </w:p>
+    <w:p>
+      <w:pPr>
+        <w:pStyle w:val="BodyText"/>
+      </w:pPr>
+      <w:r>
+        <w:t xml:space="preserve">NIKOLAY: Не смей. Пять — договор. Договор не меняют из-за того, что сын — директор, мне это Ирина объяснила в первый же день.</w:t>
+      </w:r>
+    </w:p>
+    <w:p>
+      <w:pPr>
+        <w:pStyle w:val="BodyText"/>
+      </w:pPr>
+      <w:r>
+        <w:t xml:space="preserve">ALEKSEY: Она тебе прямо так и сказала?</w:t>
+      </w:r>
+    </w:p>
+    <w:p>
+      <w:pPr>
+        <w:pStyle w:val="BodyText"/>
+      </w:pPr>
+      <w:r>
+        <w:t xml:space="preserve">NIKOLAY: Она сказала: «Николай Петрович, родственникам — по договору. Иначе это не помощь. Это конверт». Я запомнил. Хорошая женщина, строгая.</w:t>
+      </w:r>
+    </w:p>
+    <w:p>
+      <w:pPr>
+        <w:pStyle w:val="BodyText"/>
+      </w:pPr>
+      <w:r>
+        <w:t xml:space="preserve">ALEKSEY: Знаешь, пап, я тобой тоже горжусь.</w:t>
+      </w:r>
+    </w:p>
+    <w:p>
+      <w:pPr>
+        <w:pStyle w:val="BodyText"/>
+      </w:pPr>
+      <w:r>
+        <w:t xml:space="preserve">NIKOLAY: Мной? За что? За тушёнку, что ли?</w:t>
+      </w:r>
+    </w:p>
+    <w:p>
+      <w:pPr>
+        <w:pStyle w:val="BodyText"/>
+      </w:pPr>
+      <w:r>
+        <w:t xml:space="preserve">ALEKSEY: За фонарь, жёлтый. Лампа мигала, а ты принёс фонарь и не стал ждать до среды.</w:t>
       </w:r>
     </w:p>
     <w:bookmarkEnd w:id="24"/>
@@ -2333,71 +2333,71 @@
         <w:pStyle w:val="FirstParagraph"/>
       </w:pPr>
       <w:r>
-        <w:t xml:space="preserve">NIKOLAY: Митя! Дмитрий! Это Николай. Сын Веры Павловны. Ты меня помнишь?</w:t>
-      </w:r>
-    </w:p>
-    <w:p>
-      <w:pPr>
-        <w:pStyle w:val="BodyText"/>
-      </w:pPr>
-      <w:r>
-        <w:t xml:space="preserve">MITYA: Помню. Вы — Коля. Она про вас говорила. «Коля — хороший. Только молчит много».</w:t>
-      </w:r>
-    </w:p>
-    <w:p>
-      <w:pPr>
-        <w:pStyle w:val="BodyText"/>
-      </w:pPr>
-      <w:r>
-        <w:t xml:space="preserve">NIKOLAY: Молчал. Теперь меньше. Мама просила тебя навестить. Осенью. Ноябрь — ещё осень?</w:t>
-      </w:r>
-    </w:p>
-    <w:p>
-      <w:pPr>
-        <w:pStyle w:val="BodyText"/>
-      </w:pPr>
-      <w:r>
-        <w:t xml:space="preserve">MITYA: Ещё осень. До первого снега на крыльце. Снег был в октябре. Но на крыльце — нет. Значит, осень.</w:t>
-      </w:r>
-    </w:p>
-    <w:p>
-      <w:pPr>
-        <w:pStyle w:val="BodyText"/>
-      </w:pPr>
-      <w:r>
-        <w:t xml:space="preserve">ALEKSEY: Дмитрий, вы опять чините? Ступенька же целая.</w:t>
-      </w:r>
-    </w:p>
-    <w:p>
-      <w:pPr>
-        <w:pStyle w:val="BodyText"/>
-      </w:pPr>
-      <w:r>
-        <w:t xml:space="preserve">MITYA: Целая. Чтобы не сломалась. Я вашей Ирине так сказал. Она записала в телефон. Строгая женщина.</w:t>
-      </w:r>
-    </w:p>
-    <w:p>
-      <w:pPr>
-        <w:pStyle w:val="BodyText"/>
-      </w:pPr>
-      <w:r>
-        <w:t xml:space="preserve">NIKOLAY: Строгая. Я ей тоже говорил. Митя, я привёз уровень. Мой. Давай проверим ступеньку. Вместе.</w:t>
-      </w:r>
-    </w:p>
-    <w:p>
-      <w:pPr>
-        <w:pStyle w:val="BodyText"/>
-      </w:pPr>
-      <w:r>
-        <w:t xml:space="preserve">MITYA: Давайте. Пузырь… чуть влево. Надо подбить.</w:t>
-      </w:r>
-    </w:p>
-    <w:p>
-      <w:pPr>
-        <w:pStyle w:val="BodyText"/>
-      </w:pPr>
-      <w:r>
-        <w:t xml:space="preserve">NIKOLAY: Подбей. Я подержу. Тридцать лет не держал чужой молоток. Вера Павловна бы смеялась.</w:t>
+        <w:t xml:space="preserve">NIKOLAY: Митя! Дмитрий! Это я, Николай, сын Веры Павловны. Ты меня помнишь?</w:t>
+      </w:r>
+    </w:p>
+    <w:p>
+      <w:pPr>
+        <w:pStyle w:val="BodyText"/>
+      </w:pPr>
+      <w:r>
+        <w:t xml:space="preserve">MITYA: Помню. Вы Коля. Она про вас говорила: «Коля — хороший. Только молчит много».</w:t>
+      </w:r>
+    </w:p>
+    <w:p>
+      <w:pPr>
+        <w:pStyle w:val="BodyText"/>
+      </w:pPr>
+      <w:r>
+        <w:t xml:space="preserve">NIKOLAY: Молчал, а теперь меньше. Мама просила тебя навестить осенью. Ноябрь — это ещё осень?</w:t>
+      </w:r>
+    </w:p>
+    <w:p>
+      <w:pPr>
+        <w:pStyle w:val="BodyText"/>
+      </w:pPr>
+      <w:r>
+        <w:t xml:space="preserve">MITYA: Ещё осень, до первого снега на крыльце. Снег был в октябре, но на крыльце его не было. Значит, ещё осень.</w:t>
+      </w:r>
+    </w:p>
+    <w:p>
+      <w:pPr>
+        <w:pStyle w:val="BodyText"/>
+      </w:pPr>
+      <w:r>
+        <w:t xml:space="preserve">ALEKSEY: Дмитрий, вы опять чините? Ступенька ведь целая.</w:t>
+      </w:r>
+    </w:p>
+    <w:p>
+      <w:pPr>
+        <w:pStyle w:val="BodyText"/>
+      </w:pPr>
+      <w:r>
+        <w:t xml:space="preserve">MITYA: Целая. Чтобы не сломалась. Я вашей Ирине так и сказал, а она записала в телефон. Строгая женщина.</w:t>
+      </w:r>
+    </w:p>
+    <w:p>
+      <w:pPr>
+        <w:pStyle w:val="BodyText"/>
+      </w:pPr>
+      <w:r>
+        <w:t xml:space="preserve">NIKOLAY: Строгая, я ей тоже это говорил. Митя, я привёз свой уровень. Давай проверим ступеньку вместе.</w:t>
+      </w:r>
+    </w:p>
+    <w:p>
+      <w:pPr>
+        <w:pStyle w:val="BodyText"/>
+      </w:pPr>
+      <w:r>
+        <w:t xml:space="preserve">MITYA: Давайте. Пузырь… чуть-чуть влево, надо немного подбить.</w:t>
+      </w:r>
+    </w:p>
+    <w:p>
+      <w:pPr>
+        <w:pStyle w:val="BodyText"/>
+      </w:pPr>
+      <w:r>
+        <w:t xml:space="preserve">NIKOLAY: Подбей, а я подержу. Я тридцать лет не держал чужой молоток. Вера Павловна бы сейчас смеялась.</w:t>
       </w:r>
     </w:p>
     <w:p>
@@ -2413,39 +2413,39 @@
         <w:pStyle w:val="BodyText"/>
       </w:pPr>
       <w:r>
-        <w:t xml:space="preserve">ALEKSEY: Звонит Ольга. Да, Оля?</w:t>
-      </w:r>
-    </w:p>
-    <w:p>
-      <w:pPr>
-        <w:pStyle w:val="BodyText"/>
-      </w:pPr>
-      <w:r>
-        <w:t xml:space="preserve">OLGA: Лёша. Сегодня тридцатое ноября. В полночь предложение Волкова истекает. Он не звонил. Не писал.</w:t>
-      </w:r>
-    </w:p>
-    <w:p>
-      <w:pPr>
-        <w:pStyle w:val="BodyText"/>
-      </w:pPr>
-      <w:r>
-        <w:t xml:space="preserve">ALEKSEY: И не позвонит. Тихо истечёт.</w:t>
-      </w:r>
-    </w:p>
-    <w:p>
-      <w:pPr>
-        <w:pStyle w:val="BodyText"/>
-      </w:pPr>
-      <w:r>
-        <w:t xml:space="preserve">OLGA: Тихо. Как он и обещал: «До свидания. Не „пока”». Без звонка, без письма, без последнего слова — он его уже сказал. Я закрываю папку. Сорок страниц его бумаги и наши сто семьдесят пунктов. Пишу на обложке: «Не наш покупатель. Навсегда».</w:t>
-      </w:r>
-    </w:p>
-    <w:p>
-      <w:pPr>
-        <w:pStyle w:val="BodyText"/>
-      </w:pPr>
-      <w:r>
-        <w:t xml:space="preserve">ALEKSEY: Не «навсегда», Оля. Напиши — «пока». Он сам просил.</w:t>
+        <w:t xml:space="preserve">ALEKSEY: Звонит Ольга. Да, Оля, что случилось?</w:t>
+      </w:r>
+    </w:p>
+    <w:p>
+      <w:pPr>
+        <w:pStyle w:val="BodyText"/>
+      </w:pPr>
+      <w:r>
+        <w:t xml:space="preserve">OLGA: Лёша, сегодня тридцатое ноября. В полночь предложение Волкова истекает, а он не звонил и не писал.</w:t>
+      </w:r>
+    </w:p>
+    <w:p>
+      <w:pPr>
+        <w:pStyle w:val="BodyText"/>
+      </w:pPr>
+      <w:r>
+        <w:t xml:space="preserve">ALEKSEY: И не позвонит. Оно истечёт тихо, вот увидишь.</w:t>
+      </w:r>
+    </w:p>
+    <w:p>
+      <w:pPr>
+        <w:pStyle w:val="BodyText"/>
+      </w:pPr>
+      <w:r>
+        <w:t xml:space="preserve">OLGA: Тихо, как он и обещал: «До свидания. Не „пока”». Без звонка, без письма, без последнего слова, ведь он его уже сказал. Я закрываю папку: сорок страниц его бумаги и наши сто семьдесят пунктов. И пишу на обложке: «Не наш покупатель. Навсегда».</w:t>
+      </w:r>
+    </w:p>
+    <w:p>
+      <w:pPr>
+        <w:pStyle w:val="BodyText"/>
+      </w:pPr>
+      <w:r>
+        <w:t xml:space="preserve">ALEKSEY: Не «навсегда», Оля. Напиши «пока», он сам об этом просил.</w:t>
       </w:r>
     </w:p>
     <w:p>
@@ -3427,7 +3427,7 @@
         <w:t xml:space="preserve">“</w:t>
       </w:r>
       <w:r>
-        <w:t xml:space="preserve">На похоронах хотел сказать — не смог, там двести человек. А тут коробки. Им можно. Ты отказался от миллиарда шестисот. Ради Вали. Ради Риты. Ради чужих женщин, которых никогда не увидишь. Я за тушёнку молчал два года. А ты за миллиард шестьсот — не промолчал. Я тобой горжусь, Лёша.</w:t>
+        <w:t xml:space="preserve">На похоронах я хотел сказать, но не смог: там было двести человек. А тут коробки, им можно. Ты отказался от миллиарда шестисот ради Вали, ради Риты, ради чужих женщин, которых никогда не увидишь. Я за тушёнку молчал два года, а ты за миллиард шестьсот — не промолчал. Я тобой горжусь, Лёша.</w:t>
       </w:r>
       <w:r>
         <w:t xml:space="preserve">”</w:t>
@@ -3507,19 +3507,19 @@
               <w:jc w:val="left"/>
             </w:pPr>
             <w:r>
-              <w:t xml:space="preserve">На похоронах хотел сказать — не смог…</w:t>
-            </w:r>
-          </w:p>
-        </w:tc>
-        <w:tc>
-          <w:tcPr/>
-          <w:p>
-            <w:pPr>
-              <w:pStyle w:val="Compact"/>
-              <w:jc w:val="left"/>
-            </w:pPr>
-            <w:r>
-              <w:t xml:space="preserve">미뤄 온 말의 배경</w:t>
+              <w:t xml:space="preserve">На похоронах я хотел сказать, но не смог: там было двести человек.</w:t>
+            </w:r>
+          </w:p>
+        </w:tc>
+        <w:tc>
+          <w:tcPr/>
+          <w:p>
+            <w:pPr>
+              <w:pStyle w:val="Compact"/>
+              <w:jc w:val="left"/>
+            </w:pPr>
+            <w:r>
+              <w:t xml:space="preserve">미뤄 온 말 + но + 콜론 이유</w:t>
             </w:r>
           </w:p>
         </w:tc>
@@ -3545,7 +3545,7 @@
               <w:jc w:val="left"/>
             </w:pPr>
             <w:r>
-              <w:t xml:space="preserve">А тут коробки. Им можно.</w:t>
+              <w:t xml:space="preserve">А тут коробки, им можно.</w:t>
             </w:r>
           </w:p>
         </w:tc>
@@ -3583,19 +3583,19 @@
               <w:jc w:val="left"/>
             </w:pPr>
             <w:r>
-              <w:t xml:space="preserve">Ты отказался… Ради Вали. Ради Риты. Ради чужих женщин…</w:t>
-            </w:r>
-          </w:p>
-        </w:tc>
-        <w:tc>
-          <w:tcPr/>
-          <w:p>
-            <w:pPr>
-              <w:pStyle w:val="Compact"/>
-              <w:jc w:val="left"/>
-            </w:pPr>
-            <w:r>
-              <w:t xml:space="preserve">ради + 생격 반복</w:t>
+              <w:t xml:space="preserve">Ты отказался… ради Вали, ради Риты, ради чужих женщин, которых…</w:t>
+            </w:r>
+          </w:p>
+        </w:tc>
+        <w:tc>
+          <w:tcPr/>
+          <w:p>
+            <w:pPr>
+              <w:pStyle w:val="Compact"/>
+              <w:jc w:val="left"/>
+            </w:pPr>
+            <w:r>
+              <w:t xml:space="preserve">ради + 생격 반복 + 관계절</w:t>
             </w:r>
           </w:p>
         </w:tc>
@@ -3621,19 +3621,19 @@
               <w:jc w:val="left"/>
             </w:pPr>
             <w:r>
-              <w:t xml:space="preserve">Я за тушёнку молчал… А ты за миллиард шестьсот — не промолчал.</w:t>
-            </w:r>
-          </w:p>
-        </w:tc>
-        <w:tc>
-          <w:tcPr/>
-          <w:p>
-            <w:pPr>
-              <w:pStyle w:val="Compact"/>
-              <w:jc w:val="left"/>
-            </w:pPr>
-            <w:r>
-              <w:t xml:space="preserve">за + 대격(대가) 대구</w:t>
+              <w:t xml:space="preserve">Я за тушёнку молчал…, а ты за миллиард шестьсот — не промолчал.</w:t>
+            </w:r>
+          </w:p>
+        </w:tc>
+        <w:tc>
+          <w:tcPr/>
+          <w:p>
+            <w:pPr>
+              <w:pStyle w:val="Compact"/>
+              <w:jc w:val="left"/>
+            </w:pPr>
+            <w:r>
+              <w:t xml:space="preserve">за + 대격(대가) 대구, а 대조</w:t>
             </w:r>
           </w:p>
         </w:tc>
@@ -3695,7 +3695,7 @@
         <w:t xml:space="preserve">“</w:t>
       </w:r>
       <w:r>
-        <w:t xml:space="preserve">… хотел сказать — не смог. Ты …. Ради …. Ради …. Я …. А ты — …. Я тобой горжусь.</w:t>
+        <w:t xml:space="preserve">… я хотел сказать, но не смог: …. Ты … ради …, ради …, ради …, которых …. Я …, а ты — …. Я тобой горжусь.</w:t>
       </w:r>
       <w:r>
         <w:t xml:space="preserve">”</w:t>
@@ -3714,7 +3714,7 @@
         <w:t xml:space="preserve"> </w:t>
       </w:r>
       <w:r>
-        <w:t xml:space="preserve">ради · за · а ты</w:t>
+        <w:t xml:space="preserve">но · ради · которых · за · а ты</w:t>
       </w:r>
       <w:r>
         <w:t xml:space="preserve"> </w:t>
@@ -3730,7 +3730,7 @@
         <w:t xml:space="preserve"> </w:t>
       </w:r>
       <w:r>
-        <w:t xml:space="preserve">부모·스승의 입장에서, 자신이 하지 못했던 일을 해낸 사람을 인정하는 30~40단어 발화.</w:t>
+        <w:t xml:space="preserve">부모·스승의 입장에서, 자신이 하지 못했던 일을 해낸 사람을 인정하는 35~60단어 발화.</w:t>
       </w:r>
     </w:p>
     <w:bookmarkEnd w:id="30"/>
@@ -4167,119 +4167,119 @@
         <w:pStyle w:val="FirstParagraph"/>
       </w:pPr>
       <w:r>
-        <w:t xml:space="preserve">니콜라이: 겐나, 3열 위 전등이 깜빡거려. 몇 번을 말했나. 깜빡이는 불은 — 일지의 실수야.</w:t>
-      </w:r>
-    </w:p>
-    <w:p>
-      <w:pPr>
-        <w:pStyle w:val="BodyText"/>
-      </w:pPr>
-      <w:r>
-        <w:t xml:space="preserve">겐나: 니콜라이 페트로비치, 전등 주문했어요. 수요일에 와요.</w:t>
-      </w:r>
-    </w:p>
-    <w:p>
-      <w:pPr>
-        <w:pStyle w:val="BodyText"/>
-      </w:pPr>
-      <w:r>
-        <w:t xml:space="preserve">니콜라이: 수요일에. 그런데 로트는 — 오늘이야. 손전등 가져와. 내 거, 노란 거.</w:t>
-      </w:r>
-    </w:p>
-    <w:p>
-      <w:pPr>
-        <w:pStyle w:val="BodyText"/>
-      </w:pPr>
-      <w:r>
-        <w:t xml:space="preserve">알렉세이: 아빠, 제일 먼저 오셨네요. 5시 40분 전철?</w:t>
-      </w:r>
-    </w:p>
-    <w:p>
-      <w:pPr>
-        <w:pStyle w:val="BodyText"/>
-      </w:pPr>
-      <w:r>
-        <w:t xml:space="preserve">니콜라이: 5시 40분. 늘 그렇듯, 7년째. 연필은 — 귀에, 40년째 같은 자리. 수평계는 — 주머니에. 엄마가 샌드위치 줬다, 네 개, 독토르스카야 소시지로. 그러더라: 「두 개는 겐나 줘, 말랐으니까. 전철에선 먹지 말고 — 부스러기」. 안 먹었다.</w:t>
-      </w:r>
-    </w:p>
-    <w:p>
-      <w:pPr>
-        <w:pStyle w:val="BodyText"/>
-      </w:pPr>
-      <w:r>
-        <w:t xml:space="preserve">겐나: 감사합니다, 니콜라이 페트로비치. 타티야나 이바노브나는 늘 알아맞히세요.</w:t>
-      </w:r>
-    </w:p>
-    <w:p>
-      <w:pPr>
-        <w:pStyle w:val="BodyText"/>
-      </w:pPr>
-      <w:r>
-        <w:t xml:space="preserve">리타: 안녕하세요. 오늘은 특별한 로트예요. 원주 새 라인의 첫 로트. 31번. 1,200상자.</w:t>
-      </w:r>
-    </w:p>
-    <w:p>
-      <w:pPr>
-        <w:pStyle w:val="BodyText"/>
-      </w:pPr>
-      <w:r>
-        <w:t xml:space="preserve">니콜라이: 새 라인에서. 윤이 땅 팔아서 만든 그 라인?</w:t>
-      </w:r>
-    </w:p>
-    <w:p>
-      <w:pPr>
-        <w:pStyle w:val="BodyText"/>
-      </w:pPr>
-      <w:r>
-        <w:t xml:space="preserve">알렉세이: 그걸 어떻게 아세요?</w:t>
-      </w:r>
-    </w:p>
-    <w:p>
-      <w:pPr>
-        <w:pStyle w:val="BodyText"/>
-      </w:pPr>
-      <w:r>
-        <w:t xml:space="preserve">니콜라이: 도윤이 얘기해 줬다. 장례식에서. 울면서 얘기하더라. 사람이 울 때 한 말은 다 기억한다.</w:t>
-      </w:r>
-    </w:p>
-    <w:p>
-      <w:pPr>
-        <w:pStyle w:val="BodyText"/>
-      </w:pPr>
-      <w:r>
-        <w:t xml:space="preserve">리타: 니콜라이 페트로비치, 첫 상자는 직접 여세요. 품질 부서의 결정이에요.</w:t>
-      </w:r>
-    </w:p>
-    <w:p>
-      <w:pPr>
-        <w:pStyle w:val="BodyText"/>
-      </w:pPr>
-      <w:r>
-        <w:t xml:space="preserve">니콜라이: 왜 나요? 품질은 당신이고. 난 연필 든 연금 생활자예요.</w:t>
-      </w:r>
-    </w:p>
-    <w:p>
-      <w:pPr>
-        <w:pStyle w:val="BodyText"/>
-      </w:pPr>
-      <w:r>
-        <w:t xml:space="preserve">리타: 3월에 「라도가」 첫 상자를 여셨으니까요 — 5번 로트. 그리고 6년 전 「세진」 첫 상자도, 바로 이 창고에서, 연필로. 이건 이제 전통이에요, 니콜라이 페트로비치. 그리고 품질 부서에서 전통은 절차가 되죠. 27번.</w:t>
-      </w:r>
-    </w:p>
-    <w:p>
-      <w:pPr>
-        <w:pStyle w:val="BodyText"/>
-      </w:pPr>
-      <w:r>
-        <w:t xml:space="preserve">니콜라이: 나한테 절차를? 료샤, 네 회사엔 아버지까지 절차구나.</w:t>
-      </w:r>
-    </w:p>
-    <w:p>
-      <w:pPr>
-        <w:pStyle w:val="BodyText"/>
-      </w:pPr>
-      <w:r>
-        <w:t xml:space="preserve">알렉세이: 할머니도 8항이에요, 아빠. 여세요.</w:t>
+        <w:t xml:space="preserve">니콜라이: 겐나, 3열 위 전등이 또 깜빡거려. 몇 번을 말했나: 깜빡이는 불은 — 일지의 실수야.</w:t>
+      </w:r>
+    </w:p>
+    <w:p>
+      <w:pPr>
+        <w:pStyle w:val="BodyText"/>
+      </w:pPr>
+      <w:r>
+        <w:t xml:space="preserve">겐나: 니콜라이 페트로비치, 전등은 이미 주문했고 수요일에 와요.</w:t>
+      </w:r>
+    </w:p>
+    <w:p>
+      <w:pPr>
+        <w:pStyle w:val="BodyText"/>
+      </w:pPr>
+      <w:r>
+        <w:t xml:space="preserve">니콜라이: 수요일인데, 로트는 오늘 들어와. 손전등 가져와, 내 거, 노란 거, 사물함에 있어.</w:t>
+      </w:r>
+    </w:p>
+    <w:p>
+      <w:pPr>
+        <w:pStyle w:val="BodyText"/>
+      </w:pPr>
+      <w:r>
+        <w:t xml:space="preserve">알렉세이: 아빠, 또 제일 먼저 오셨네요. 늘 타시는 5시 40분 전철이요?</w:t>
+      </w:r>
+    </w:p>
+    <w:p>
+      <w:pPr>
+        <w:pStyle w:val="BodyText"/>
+      </w:pPr>
+      <w:r>
+        <w:t xml:space="preserve">니콜라이: 5시 40분, 늘 그렇듯 7년째. 연필은 귀에, 40년째 같은 자리, 수평계는 주머니에. 엄마가 독토르스카야 소시지 샌드위치를 네 개 주면서 그러더라: 「두 개는 겐나 줘, 말랐으니까. 전철에선 먹지 말고 — 부스러기」. 그래서 안 먹었다.</w:t>
+      </w:r>
+    </w:p>
+    <w:p>
+      <w:pPr>
+        <w:pStyle w:val="BodyText"/>
+      </w:pPr>
+      <w:r>
+        <w:t xml:space="preserve">겐나: 감사합니다, 니콜라이 페트로비치. 타티야나 이바노브나는 제가 배고픈 걸 늘 알아맞히세요.</w:t>
+      </w:r>
+    </w:p>
+    <w:p>
+      <w:pPr>
+        <w:pStyle w:val="BodyText"/>
+      </w:pPr>
+      <w:r>
+        <w:t xml:space="preserve">리타: 안녕하세요. 오늘은 특별한 로트예요, 원주 새 라인의 첫 로트: 31번, 1,200상자.</w:t>
+      </w:r>
+    </w:p>
+    <w:p>
+      <w:pPr>
+        <w:pStyle w:val="BodyText"/>
+      </w:pPr>
+      <w:r>
+        <w:t xml:space="preserve">니콜라이: 새 라인에서? 윤이 땅 팔아서 만든 바로 그 라인?</w:t>
+      </w:r>
+    </w:p>
+    <w:p>
+      <w:pPr>
+        <w:pStyle w:val="BodyText"/>
+      </w:pPr>
+      <w:r>
+        <w:t xml:space="preserve">알렉세이: 아빠, 그건 대체 어떻게 아세요?</w:t>
+      </w:r>
+    </w:p>
+    <w:p>
+      <w:pPr>
+        <w:pStyle w:val="BodyText"/>
+      </w:pPr>
+      <w:r>
+        <w:t xml:space="preserve">니콜라이: 장례식에서 도윤이 얘기해 줬다. 울면서 얘기하더라. 난 사람이 울 때 한 말은 다 기억해.</w:t>
+      </w:r>
+    </w:p>
+    <w:p>
+      <w:pPr>
+        <w:pStyle w:val="BodyText"/>
+      </w:pPr>
+      <w:r>
+        <w:t xml:space="preserve">리타: 니콜라이 페트로비치, 첫 상자는 직접 여세요. 품질 부서의 결정이고, 논의 대상이 아니에요.</w:t>
+      </w:r>
+    </w:p>
+    <w:p>
+      <w:pPr>
+        <w:pStyle w:val="BodyText"/>
+      </w:pPr>
+      <w:r>
+        <w:t xml:space="preserve">니콜라이: 왜 하필 나요? 품질은 당신 담당이고, 난 연필 든 연금 생활자일 뿐인데.</w:t>
+      </w:r>
+    </w:p>
+    <w:p>
+      <w:pPr>
+        <w:pStyle w:val="BodyText"/>
+      </w:pPr>
+      <w:r>
+        <w:t xml:space="preserve">리타: 3월에 「라도가」 첫 상자, 5번 로트를 여셨고, 6년 전 「세진」 첫 상자도 바로 이 창고에서 연필로 여셨으니까요. 이건 이제 전통이에요, 니콜라이 페트로비치. 그리고 품질 부서에서 전통은 절차가 되죠. 27번.</w:t>
+      </w:r>
+    </w:p>
+    <w:p>
+      <w:pPr>
+        <w:pStyle w:val="BodyText"/>
+      </w:pPr>
+      <w:r>
+        <w:t xml:space="preserve">니콜라이: 나한테 절차를? 료샤, 네 회사에선 아버지까지 절차가 됐구나.</w:t>
+      </w:r>
+    </w:p>
+    <w:p>
+      <w:pPr>
+        <w:pStyle w:val="BodyText"/>
+      </w:pPr>
+      <w:r>
+        <w:t xml:space="preserve">알렉세이: 할머니도 우리 회사에선 8항이 됐어요, 아빠. 여세요, 다들 기다려요.</w:t>
       </w:r>
     </w:p>
     <w:bookmarkEnd w:id="33"/>
@@ -4297,55 +4297,55 @@
         <w:pStyle w:val="FirstParagraph"/>
       </w:pPr>
       <w:r>
-        <w:t xml:space="preserve">니콜라이: 첫 상자. 스티커 — 반듯. 수평계… 기포 가운데. 좋아. 누가 붙였어요?</w:t>
-      </w:r>
-    </w:p>
-    <w:p>
-      <w:pPr>
-        <w:pStyle w:val="BodyText"/>
-      </w:pPr>
-      <w:r>
-        <w:t xml:space="preserve">리타: 라인이요. 자동 기계. 소희 씨가 아버님 기준대로 세팅했어요. 3년 전에 수평계 사진을 보내 주셨잖아요.</w:t>
-      </w:r>
-    </w:p>
-    <w:p>
-      <w:pPr>
-        <w:pStyle w:val="BodyText"/>
-      </w:pPr>
-      <w:r>
-        <w:t xml:space="preserve">니콜라이: 기계가 내 사진대로 붙인다. 우습네. 그리고 기분 좋고.</w:t>
-      </w:r>
-    </w:p>
-    <w:p>
-      <w:pPr>
-        <w:pStyle w:val="BodyText"/>
-      </w:pPr>
-      <w:r>
-        <w:t xml:space="preserve">겐나: 니콜라이 페트로비치, 일지요. 파란 거. 아버님 거.</w:t>
-      </w:r>
-    </w:p>
-    <w:p>
-      <w:pPr>
-        <w:pStyle w:val="BodyText"/>
-      </w:pPr>
-      <w:r>
-        <w:t xml:space="preserve">니콜라이: 써, 겐나. 내가 부를게. 31번 로트. 충전일 — 11월 4일. 포장 — 11월 6일.</w:t>
-      </w:r>
-    </w:p>
-    <w:p>
-      <w:pPr>
-        <w:pStyle w:val="BodyText"/>
-      </w:pPr>
-      <w:r>
-        <w:t xml:space="preserve">리타: 46시간. 48시간 미만. 타이머 안 울렸어요. 그러니까 라인이 제대로 돌아간 거예요.</w:t>
-      </w:r>
-    </w:p>
-    <w:p>
-      <w:pPr>
-        <w:pStyle w:val="BodyText"/>
-      </w:pPr>
-      <w:r>
-        <w:t xml:space="preserve">니콜라이: 타이머가 안 울린 게 — 좋은 거예요? 일이 묘하군요, 리타. 아무 일도 없을 때가 좋은 거라니.</w:t>
+        <w:t xml:space="preserve">니콜라이: 첫 상자. 스티커 반듯하고. 수평계… 기포 가운데, 좋아. 그런데 누가 붙였어요?</w:t>
+      </w:r>
+    </w:p>
+    <w:p>
+      <w:pPr>
+        <w:pStyle w:val="BodyText"/>
+      </w:pPr>
+      <w:r>
+        <w:t xml:space="preserve">리타: 라인의 자동 기계요. 소희 씨가 아버님 기준대로 세팅했어요. 3년 전에 수평계 사진을 보내 주셨잖아요.</w:t>
+      </w:r>
+    </w:p>
+    <w:p>
+      <w:pPr>
+        <w:pStyle w:val="BodyText"/>
+      </w:pPr>
+      <w:r>
+        <w:t xml:space="preserve">니콜라이: 기계가 내 사진대로 붙인다라. 우습지만, 솔직히 기분 좋네.</w:t>
+      </w:r>
+    </w:p>
+    <w:p>
+      <w:pPr>
+        <w:pStyle w:val="BodyText"/>
+      </w:pPr>
+      <w:r>
+        <w:t xml:space="preserve">겐나: 니콜라이 페트로비치, 일지 여기요. 파란 거, 아버님 거요.</w:t>
+      </w:r>
+    </w:p>
+    <w:p>
+      <w:pPr>
+        <w:pStyle w:val="BodyText"/>
+      </w:pPr>
+      <w:r>
+        <w:t xml:space="preserve">니콜라이: 써, 겐나, 내가 부를게. 31번 로트, 충전일 11월 4일, 포장 11월 6일.</w:t>
+      </w:r>
+    </w:p>
+    <w:p>
+      <w:pPr>
+        <w:pStyle w:val="BodyText"/>
+      </w:pPr>
+      <w:r>
+        <w:t xml:space="preserve">리타: 46시간, 그러니까 48시간 미만이에요. 타이머가 안 울렸으니 라인이 제대로 돌아간 거예요.</w:t>
+      </w:r>
+    </w:p>
+    <w:p>
+      <w:pPr>
+        <w:pStyle w:val="BodyText"/>
+      </w:pPr>
+      <w:r>
+        <w:t xml:space="preserve">니콜라이: 타이머가 안 울린 게 좋은 거예요? 일이 묘하군요, 리타: 아무 일도 없을 때가 좋은 거라니.</w:t>
       </w:r>
     </w:p>
     <w:p>
@@ -4361,39 +4361,39 @@
         <w:pStyle w:val="BodyText"/>
       </w:pPr>
       <w:r>
-        <w:t xml:space="preserve">니콜라이: 기록됐지. 겐나, 써: 「타이머 — 정상」. 다음. 온도 기록계. 열 상자마다 하나씩.</w:t>
-      </w:r>
-    </w:p>
-    <w:p>
-      <w:pPr>
-        <w:pStyle w:val="BodyText"/>
-      </w:pPr>
-      <w:r>
-        <w:t xml:space="preserve">겐나: 10번 상자 — 정상. 20 — 정상. 30 — 정상.</w:t>
-      </w:r>
-    </w:p>
-    <w:p>
-      <w:pPr>
-        <w:pStyle w:val="BodyText"/>
-      </w:pPr>
-      <w:r>
-        <w:t xml:space="preserve">니콜라이: 서두르지 마. 곡선 전체를 읽어, 마지막 숫자만 말고. 마지막 숫자가 제일 자주 거짓말해.</w:t>
-      </w:r>
-    </w:p>
-    <w:p>
-      <w:pPr>
-        <w:pStyle w:val="BodyText"/>
-      </w:pPr>
-      <w:r>
-        <w:t xml:space="preserve">겐나: 왜요?</w:t>
-      </w:r>
-    </w:p>
-    <w:p>
-      <w:pPr>
-        <w:pStyle w:val="BodyText"/>
-      </w:pPr>
-      <w:r>
-        <w:t xml:space="preserve">니콜라이: 마지막 숫자는 출입문 앞의 사람 같거든. 제시간에 왔어. 그런데 밤에 어디 있었는지는 — 안 보여.</w:t>
+        <w:t xml:space="preserve">니콜라이: 기록됐지. 겐나, 써: 「타이머 — 정상」. 다음은 온도 기록계, 열 상자마다 하나씩.</w:t>
+      </w:r>
+    </w:p>
+    <w:p>
+      <w:pPr>
+        <w:pStyle w:val="BodyText"/>
+      </w:pPr>
+      <w:r>
+        <w:t xml:space="preserve">겐나: 10번 상자 정상, 20 정상, 30도 정상이에요.</w:t>
+      </w:r>
+    </w:p>
+    <w:p>
+      <w:pPr>
+        <w:pStyle w:val="BodyText"/>
+      </w:pPr>
+      <w:r>
+        <w:t xml:space="preserve">니콜라이: 서두르지 마. 마지막 숫자만 말고 곡선 전체를 읽어. 마지막 숫자가 제일 자주 거짓말해.</w:t>
+      </w:r>
+    </w:p>
+    <w:p>
+      <w:pPr>
+        <w:pStyle w:val="BodyText"/>
+      </w:pPr>
+      <w:r>
+        <w:t xml:space="preserve">겐나: 왜 그게 제일 자주 거짓말해요, 니콜라이 페트로비치?</w:t>
+      </w:r>
+    </w:p>
+    <w:p>
+      <w:pPr>
+        <w:pStyle w:val="BodyText"/>
+      </w:pPr>
+      <w:r>
+        <w:t xml:space="preserve">니콜라이: 마지막 숫자는 출입문 앞의 사람 같거든: 제시간에 왔는데, 밤에 어디 있었는지는 안 보여.</w:t>
       </w:r>
     </w:p>
     <w:p>
@@ -4409,167 +4409,167 @@
         <w:pStyle w:val="BodyText"/>
       </w:pPr>
       <w:r>
-        <w:t xml:space="preserve">니콜라이: 넣어요. 이름 없이. 절차에 이름 들어가는 거 싫어요.</w:t>
-      </w:r>
-    </w:p>
-    <w:p>
-      <w:pPr>
-        <w:pStyle w:val="BodyText"/>
-      </w:pPr>
-      <w:r>
-        <w:t xml:space="preserve">겐나: 170번 상자. 여기… 피크가 있어요. 27도. 40분. 11월 6일. 밤에.</w:t>
-      </w:r>
-    </w:p>
-    <w:p>
-      <w:pPr>
-        <w:pStyle w:val="BodyText"/>
-      </w:pPr>
-      <w:r>
-        <w:t xml:space="preserve">리타: 보여 줘요. 11월 6일, 새벽 2시 40분. 인천 공항. 환적이네요. 누가 팔레트를 문 옆에 뒀어요.</w:t>
-      </w:r>
-    </w:p>
-    <w:p>
-      <w:pPr>
-        <w:pStyle w:val="BodyText"/>
-      </w:pPr>
-      <w:r>
-        <w:t xml:space="preserve">니콜라이: 27도. 허용은 얼마예요?</w:t>
-      </w:r>
-    </w:p>
-    <w:p>
-      <w:pPr>
-        <w:pStyle w:val="BodyText"/>
-      </w:pPr>
-      <w:r>
-        <w:t xml:space="preserve">리타: 2도에서 25도. 27도는 — 범위 이탈. 40분.</w:t>
-      </w:r>
-    </w:p>
-    <w:p>
-      <w:pPr>
-        <w:pStyle w:val="BodyText"/>
-      </w:pPr>
-      <w:r>
-        <w:t xml:space="preserve">알렉세이: 젤에 위험해요?</w:t>
-      </w:r>
-    </w:p>
-    <w:p>
-      <w:pPr>
-        <w:pStyle w:val="BodyText"/>
-      </w:pPr>
-      <w:r>
-        <w:t xml:space="preserve">리타: 아마도 — 아니에요. 27도에서 40분 — 젤은 견뎌요. 하지만 「아마도」는 — 절차가 아니에요.</w:t>
-      </w:r>
-    </w:p>
-    <w:p>
-      <w:pPr>
-        <w:pStyle w:val="BodyText"/>
-      </w:pPr>
-      <w:r>
-        <w:t xml:space="preserve">니콜라이: 그럼 어떻게?</w:t>
-      </w:r>
-    </w:p>
-    <w:p>
-      <w:pPr>
-        <w:pStyle w:val="BodyText"/>
-      </w:pPr>
-      <w:r>
-        <w:t xml:space="preserve">리타: 그럼 이 상자는 — 격리. 그 팔레트 전체도. 48상자. 주예바 검사 때까지.</w:t>
-      </w:r>
-    </w:p>
-    <w:p>
-      <w:pPr>
-        <w:pStyle w:val="BodyText"/>
-      </w:pPr>
-      <w:r>
-        <w:t xml:space="preserve">알렉세이: 48상자. 1,200 중에. 새 라인 첫 로트인데 — 바로 격리.</w:t>
-      </w:r>
-    </w:p>
-    <w:p>
-      <w:pPr>
-        <w:pStyle w:val="BodyText"/>
-      </w:pPr>
-      <w:r>
-        <w:t xml:space="preserve">니콜라이: 좋다.</w:t>
-      </w:r>
-    </w:p>
-    <w:p>
-      <w:pPr>
-        <w:pStyle w:val="BodyText"/>
-      </w:pPr>
-      <w:r>
-        <w:t xml:space="preserve">알렉세이: 좋다고요? 아빠, 첫 로트예요. 윤 대표님이 땅을 파셨어요.</w:t>
-      </w:r>
-    </w:p>
-    <w:p>
-      <w:pPr>
-        <w:pStyle w:val="BodyText"/>
-      </w:pPr>
-      <w:r>
-        <w:t xml:space="preserve">니콜라이: 그래서 좋은 거다, 아들. 첫 로트가 깨끗하면 — 다들 일지가 장식인 줄 알아. 걸려 있고, 파랗고, 예쁘고. 그런데 첫 로트부터 바로 격리면, 다들 알지: 일지가 작동한다는 걸. 첫 로트에서도. 땅을 팔았어도. 윤이 제일 먼저 알 거다. 엔지니어니까, 나처럼.</w:t>
-      </w:r>
-    </w:p>
-    <w:p>
-      <w:pPr>
-        <w:pStyle w:val="BodyText"/>
-      </w:pPr>
-      <w:r>
-        <w:t xml:space="preserve">리타: 니콜라이 페트로비치 말씀이 맞아요. 소희 씨한테 전화할게요. 그쪽 라인 문제는 아니에요. 인천이죠. 그래도 소희 씨는 알고 싶어 할 거예요.</w:t>
-      </w:r>
-    </w:p>
-    <w:p>
-      <w:pPr>
-        <w:pStyle w:val="BodyText"/>
-      </w:pPr>
-      <w:r>
-        <w:t xml:space="preserve">도윤: 제가 전화할게요. 이제 이사니까요. 이게 제 「왜」예요. 첫 번째.</w:t>
-      </w:r>
-    </w:p>
-    <w:p>
-      <w:pPr>
-        <w:pStyle w:val="BodyText"/>
-      </w:pPr>
-      <w:r>
-        <w:t xml:space="preserve">니콜라이: 도윤! 여기 있었어? 못 봤네.</w:t>
-      </w:r>
-    </w:p>
-    <w:p>
-      <w:pPr>
-        <w:pStyle w:val="BodyText"/>
-      </w:pPr>
-      <w:r>
-        <w:t xml:space="preserve">도윤: 팔레트 뒤에 서 있었어요. 배우고 있었어요. 니콜라이 페트로비치, 방금 대표님보다 더 잘 말씀하셨어요. 그대로 통역해 드릴게요.</w:t>
-      </w:r>
-    </w:p>
-    <w:p>
-      <w:pPr>
-        <w:pStyle w:val="BodyText"/>
-      </w:pPr>
-      <w:r>
-        <w:t xml:space="preserve">니콜라이: 통역해. 이렇게 전해: 「격리는 수치가 아니다. 그가 판 땅에 대한 존중이다」.</w:t>
-      </w:r>
-    </w:p>
-    <w:p>
-      <w:pPr>
-        <w:pStyle w:val="BodyText"/>
-      </w:pPr>
-      <w:r>
-        <w:t xml:space="preserve">도윤: 우실 거예요. 대표님은 잘 안 우세요. 그런데 이런 말에는 — 우세요.</w:t>
-      </w:r>
-    </w:p>
-    <w:p>
-      <w:pPr>
-        <w:pStyle w:val="BodyText"/>
-      </w:pPr>
-      <w:r>
-        <w:t xml:space="preserve">겐나: 48상자 — 빨간 선반으로. 「격리」 스티커. 반듯하게.</w:t>
-      </w:r>
-    </w:p>
-    <w:p>
-      <w:pPr>
-        <w:pStyle w:val="BodyText"/>
-      </w:pPr>
-      <w:r>
-        <w:t xml:space="preserve">니콜라이: 반듯하게. 수평계 줘. 자. 이제 반듯하다. 격리도 반듯하게 붙어 있어야 해.</w:t>
+        <w:t xml:space="preserve">니콜라이: 넣어요, 다만 이름 없이. 절차에 이름 들어가는 거 싫어요.</w:t>
+      </w:r>
+    </w:p>
+    <w:p>
+      <w:pPr>
+        <w:pStyle w:val="BodyText"/>
+      </w:pPr>
+      <w:r>
+        <w:t xml:space="preserve">겐나: 170번 상자. 여기… 피크가 있어요: 27도, 40분, 11월 6일 밤에요.</w:t>
+      </w:r>
+    </w:p>
+    <w:p>
+      <w:pPr>
+        <w:pStyle w:val="BodyText"/>
+      </w:pPr>
+      <w:r>
+        <w:t xml:space="preserve">리타: 보여 줘요. 11월 6일 새벽 2시 40분, 인천 공항. 환적이네요: 누가 팔레트를 문 옆에 뒀어요.</w:t>
+      </w:r>
+    </w:p>
+    <w:p>
+      <w:pPr>
+        <w:pStyle w:val="BodyText"/>
+      </w:pPr>
+      <w:r>
+        <w:t xml:space="preserve">니콜라이: 27도라. 기준상 허용은 얼마예요?</w:t>
+      </w:r>
+    </w:p>
+    <w:p>
+      <w:pPr>
+        <w:pStyle w:val="BodyText"/>
+      </w:pPr>
+      <w:r>
+        <w:t xml:space="preserve">리타: 2도에서 25도요. 27도는 범위 이탈이고, 40분 동안 지속됐어요.</w:t>
+      </w:r>
+    </w:p>
+    <w:p>
+      <w:pPr>
+        <w:pStyle w:val="BodyText"/>
+      </w:pPr>
+      <w:r>
+        <w:t xml:space="preserve">알렉세이: 젤에 위험해요? 솔직하게 말해 줘요, 리타.</w:t>
+      </w:r>
+    </w:p>
+    <w:p>
+      <w:pPr>
+        <w:pStyle w:val="BodyText"/>
+      </w:pPr>
+      <w:r>
+        <w:t xml:space="preserve">리타: 아마도 아니에요: 27도에서 40분이면 젤은 견뎌요. 하지만 「아마도」는 — 절차가 아니에요.</w:t>
+      </w:r>
+    </w:p>
+    <w:p>
+      <w:pPr>
+        <w:pStyle w:val="BodyText"/>
+      </w:pPr>
+      <w:r>
+        <w:t xml:space="preserve">니콜라이: 그럼 이걸 어떻게 할 건데요?</w:t>
+      </w:r>
+    </w:p>
+    <w:p>
+      <w:pPr>
+        <w:pStyle w:val="BodyText"/>
+      </w:pPr>
+      <w:r>
+        <w:t xml:space="preserve">리타: 그럼 이 상자는 격리, 그 팔레트 전체도 같이요: 주예바 검사 때까지 48상자.</w:t>
+      </w:r>
+    </w:p>
+    <w:p>
+      <w:pPr>
+        <w:pStyle w:val="BodyText"/>
+      </w:pPr>
+      <w:r>
+        <w:t xml:space="preserve">알렉세이: 1,200 중에 48상자. 새 라인 첫 로트인데 바로 격리네요.</w:t>
+      </w:r>
+    </w:p>
+    <w:p>
+      <w:pPr>
+        <w:pStyle w:val="BodyText"/>
+      </w:pPr>
+      <w:r>
+        <w:t xml:space="preserve">니콜라이: 좋은 거다, 아들. 내 말 믿어.</w:t>
+      </w:r>
+    </w:p>
+    <w:p>
+      <w:pPr>
+        <w:pStyle w:val="BodyText"/>
+      </w:pPr>
+      <w:r>
+        <w:t xml:space="preserve">알렉세이: 좋다고요? 아빠, 첫 로트예요. 윤 대표님이 이걸 위해 땅을 파셨어요.</w:t>
+      </w:r>
+    </w:p>
+    <w:p>
+      <w:pPr>
+        <w:pStyle w:val="BodyText"/>
+      </w:pPr>
+      <w:r>
+        <w:t xml:space="preserve">니콜라이: 그래서 좋은 거다, 아들. 첫 로트가 깨끗하면 다들 일지가 장식인 줄 알아: 걸려 있고, 파랗고, 예쁘고. 그런데 첫 로트부터 바로 격리면, 다들 알지: 일지가 작동한다는 걸, 첫 로트에서도, 땅을 팔았어도. 윤이 제일 먼저 알 거다, 나처럼 엔지니어니까.</w:t>
+      </w:r>
+    </w:p>
+    <w:p>
+      <w:pPr>
+        <w:pStyle w:val="BodyText"/>
+      </w:pPr>
+      <w:r>
+        <w:t xml:space="preserve">리타: 니콜라이 페트로비치 말씀이 맞아요. 소희 씨한테 전화할게요. 그쪽 라인이 아니라 인천 문제지만, 소희 씨는 알고 싶어 할 거예요.</w:t>
+      </w:r>
+    </w:p>
+    <w:p>
+      <w:pPr>
+        <w:pStyle w:val="BodyText"/>
+      </w:pPr>
+      <w:r>
+        <w:t xml:space="preserve">도윤: 제가 직접 전화할게요, 이제 이사니까요. 이게 제 「왜」예요, 첫 번째.</w:t>
+      </w:r>
+    </w:p>
+    <w:p>
+      <w:pPr>
+        <w:pStyle w:val="BodyText"/>
+      </w:pPr>
+      <w:r>
+        <w:t xml:space="preserve">니콜라이: 도윤! 여기 있었어? 전혀 못 봤네.</w:t>
+      </w:r>
+    </w:p>
+    <w:p>
+      <w:pPr>
+        <w:pStyle w:val="BodyText"/>
+      </w:pPr>
+      <w:r>
+        <w:t xml:space="preserve">도윤: 팔레트 뒤에 서서 배우고 있었어요. 니콜라이 페트로비치, 방금 대표님보다 더 잘 말씀하셨어요. 그대로 통역해 드릴게요.</w:t>
+      </w:r>
+    </w:p>
+    <w:p>
+      <w:pPr>
+        <w:pStyle w:val="BodyText"/>
+      </w:pPr>
+      <w:r>
+        <w:t xml:space="preserve">니콜라이: 통역해서 이렇게 전해: 「격리는 수치가 아니다. 그가 판 땅에 대한 존중이다」.</w:t>
+      </w:r>
+    </w:p>
+    <w:p>
+      <w:pPr>
+        <w:pStyle w:val="BodyText"/>
+      </w:pPr>
+      <w:r>
+        <w:t xml:space="preserve">도윤: 우실 거예요. 대표님은 잘 안 우시는데, 이런 말에는 우세요.</w:t>
+      </w:r>
+    </w:p>
+    <w:p>
+      <w:pPr>
+        <w:pStyle w:val="BodyText"/>
+      </w:pPr>
+      <w:r>
+        <w:t xml:space="preserve">겐나: 48상자는 빨간 선반으로, 「격리」 스티커 붙여서, 반듯하게요.</w:t>
+      </w:r>
+    </w:p>
+    <w:p>
+      <w:pPr>
+        <w:pStyle w:val="BodyText"/>
+      </w:pPr>
+      <w:r>
+        <w:t xml:space="preserve">니콜라이: 반듯하게라고? 수평계 줘 봐. 자, 이제 반듯하다. 격리도 반듯하게 붙어 있어야 해.</w:t>
       </w:r>
     </w:p>
     <w:bookmarkEnd w:id="34"/>
@@ -4587,159 +4587,159 @@
         <w:pStyle w:val="FirstParagraph"/>
       </w:pPr>
       <w:r>
-        <w:t xml:space="preserve">겐나: 차요. 타티야나 이바노브나 샌드위치랑. 니콜라이 페트로비치, 앉으세요. 세 시간 서 계셨어요.</w:t>
-      </w:r>
-    </w:p>
-    <w:p>
-      <w:pPr>
-        <w:pStyle w:val="BodyText"/>
-      </w:pPr>
-      <w:r>
-        <w:t xml:space="preserve">니콜라이: 세 시간은 — 짧아. 공장에선 열두 시간씩 섰어. 프레스 앞에서. 30년.</w:t>
-      </w:r>
-    </w:p>
-    <w:p>
-      <w:pPr>
-        <w:pStyle w:val="BodyText"/>
-      </w:pPr>
-      <w:r>
-        <w:t xml:space="preserve">리타: 공장 얘기는 한 번도 안 하셨잖아요.</w:t>
-      </w:r>
-    </w:p>
-    <w:p>
-      <w:pPr>
-        <w:pStyle w:val="BodyText"/>
-      </w:pPr>
-      <w:r>
-        <w:t xml:space="preserve">니콜라이: 했어요. 료샤한테. 한 번. 기억 못 하지.</w:t>
-      </w:r>
-    </w:p>
-    <w:p>
-      <w:pPr>
-        <w:pStyle w:val="BodyText"/>
-      </w:pPr>
-      <w:r>
-        <w:t xml:space="preserve">알렉세이: 기억해요, 아빠. 금요일. 정문에 종이 한 장. 3천 명.</w:t>
-      </w:r>
-    </w:p>
-    <w:p>
-      <w:pPr>
-        <w:pStyle w:val="BodyText"/>
-      </w:pPr>
-      <w:r>
-        <w:t xml:space="preserve">니콜라이: 기억하는군. 그래. 그럼 리타한테 얘기하지. 겐나한테도. 도윤한테도. 이 사람들한텐 해도 돼.</w:t>
-      </w:r>
-    </w:p>
-    <w:p>
-      <w:pPr>
-        <w:pStyle w:val="BodyText"/>
-      </w:pPr>
-      <w:r>
-        <w:t xml:space="preserve">도윤: 대표님께 통역할까요? 아니면 저희끼리만?</w:t>
-      </w:r>
-    </w:p>
-    <w:p>
-      <w:pPr>
-        <w:pStyle w:val="BodyText"/>
-      </w:pPr>
-      <w:r>
-        <w:t xml:space="preserve">니콜라이: 너희끼리. 대표님껜 — 나중에, 원하면. 98년. 월급이 거의 1년 안 나왔어. 그다음엔 통조림으로 주더라, 공장 창고에서. 고기 통조림 40개 — 그게 내 한 달 일이었어. 프레스 앞 30일에 40캔. 배낭에 넣어서 집에 날랐지. 무거웠어.</w:t>
-      </w:r>
-    </w:p>
-    <w:p>
-      <w:pPr>
-        <w:pStyle w:val="BodyText"/>
-      </w:pPr>
-      <w:r>
-        <w:t xml:space="preserve">겐나: 한 달에 40캔이요?</w:t>
-      </w:r>
-    </w:p>
-    <w:p>
-      <w:pPr>
-        <w:pStyle w:val="BodyText"/>
-      </w:pPr>
-      <w:r>
-        <w:t xml:space="preserve">니콜라이: 40. 타티야나는 지금도 고기 통조림을 못 쳐다봐. 33년째. 탓하지 않아.</w:t>
-      </w:r>
-    </w:p>
-    <w:p>
-      <w:pPr>
-        <w:pStyle w:val="BodyText"/>
-      </w:pPr>
-      <w:r>
-        <w:t xml:space="preserve">리타: 공장장은요?</w:t>
-      </w:r>
-    </w:p>
-    <w:p>
-      <w:pPr>
-        <w:pStyle w:val="BodyText"/>
-      </w:pPr>
-      <w:r>
-        <w:t xml:space="preserve">니콜라이: 공장장은 기계를 고철로 팔았어. 밤에. 봤지. 4번 작업장 앞의 트럭들. 알았어. 다들 알았어. 난 입을 다물었고.</w:t>
-      </w:r>
-    </w:p>
-    <w:p>
-      <w:pPr>
-        <w:pStyle w:val="BodyText"/>
-      </w:pPr>
-      <w:r>
-        <w:t xml:space="preserve">알렉세이: 아빠…</w:t>
-      </w:r>
-    </w:p>
-    <w:p>
-      <w:pPr>
-        <w:pStyle w:val="BodyText"/>
-      </w:pPr>
-      <w:r>
-        <w:t xml:space="preserve">니콜라이: 통조림마저 잃을까 봐 입을 다물었어. 아들이 있었으니까. 여덟 살. 너, 료샤. 넌 남의 발에 맞던 신발을 신고 학교에 다녔지. 난 생각했어: 월급이 최고다. 통조림이라도. 통조림이라면 더더욱. 정문의 진실보다 배낭 속 통조림이 낫다고.</w:t>
-      </w:r>
-    </w:p>
-    <w:p>
-      <w:pPr>
-        <w:pStyle w:val="BodyText"/>
-      </w:pPr>
-      <w:r>
-        <w:t xml:space="preserve">도윤: 그건 부끄러운 게 아니에요, 니콜라이 페트로비치. 그게 — 아버지예요.</w:t>
-      </w:r>
-    </w:p>
-    <w:p>
-      <w:pPr>
-        <w:pStyle w:val="BodyText"/>
-      </w:pPr>
-      <w:r>
-        <w:t xml:space="preserve">니콜라이: 부끄러운 거야, 도윤. 그 뒤에 공장은 문을 닫았어. 어차피. 어느 금요일에. 정문에 종이 한 장. 기계는 이미 없었고. 2년을 입 다물고 — 아무것도 못 지켰어. 기계도, 통조림도, 나 자신도.</w:t>
-      </w:r>
-    </w:p>
-    <w:p>
-      <w:pPr>
-        <w:pStyle w:val="BodyText"/>
-      </w:pPr>
-      <w:r>
-        <w:t xml:space="preserve">리타: 그래서 곡선을 그렇게 보시는 거예요? 마지막 숫자 말고?</w:t>
-      </w:r>
-    </w:p>
-    <w:p>
-      <w:pPr>
-        <w:pStyle w:val="BodyText"/>
-      </w:pPr>
-      <w:r>
-        <w:t xml:space="preserve">니콜라이: 그래서. 공장의 마지막 숫자는 좋았어. 계획 달성. 그런데 밤엔 — 트럭.</w:t>
-      </w:r>
-    </w:p>
-    <w:p>
-      <w:pPr>
-        <w:pStyle w:val="BodyText"/>
-      </w:pPr>
-      <w:r>
-        <w:t xml:space="preserve">겐나: 니콜라이 페트로비치, 지금이라면 말씀하시겠어요? 트럭을 보신다면?</w:t>
-      </w:r>
-    </w:p>
-    <w:p>
-      <w:pPr>
-        <w:pStyle w:val="BodyText"/>
-      </w:pPr>
-      <w:r>
-        <w:t xml:space="preserve">니콜라이: 지금은 — 말하지. 지금은 파란 일지가 있으니까. 그리고 16억을 거절한 아들이 있고.</w:t>
+        <w:t xml:space="preserve">겐나: 차요, 타티야나 이바노브나 샌드위치랑. 니콜라이 페트로비치, 앉으세요, 세 시간 서 계셨어요.</w:t>
+      </w:r>
+    </w:p>
+    <w:p>
+      <w:pPr>
+        <w:pStyle w:val="BodyText"/>
+      </w:pPr>
+      <w:r>
+        <w:t xml:space="preserve">니콜라이: 세 시간은 짧아. 공장에선 프레스 앞에서 열두 시간씩, 30년을 섰어.</w:t>
+      </w:r>
+    </w:p>
+    <w:p>
+      <w:pPr>
+        <w:pStyle w:val="BodyText"/>
+      </w:pPr>
+      <w:r>
+        <w:t xml:space="preserve">리타: 그런데 공장 얘기는 저희한테 한 번도 안 하셨잖아요.</w:t>
+      </w:r>
+    </w:p>
+    <w:p>
+      <w:pPr>
+        <w:pStyle w:val="BodyText"/>
+      </w:pPr>
+      <w:r>
+        <w:t xml:space="preserve">니콜라이: 했어요, 료샤한테, 한 번. 그런데 아마 기억 못 할 거야.</w:t>
+      </w:r>
+    </w:p>
+    <w:p>
+      <w:pPr>
+        <w:pStyle w:val="BodyText"/>
+      </w:pPr>
+      <w:r>
+        <w:t xml:space="preserve">알렉세이: 기억해요, 아빠: 금요일, 정문에 종이 한 장, 3천 명.</w:t>
+      </w:r>
+    </w:p>
+    <w:p>
+      <w:pPr>
+        <w:pStyle w:val="BodyText"/>
+      </w:pPr>
+      <w:r>
+        <w:t xml:space="preserve">니콜라이: 기억하는군. 그래, 그럼 리타한테도, 겐나한테도, 도윤한테도 얘기하지. 이 사람들한텐 해도 돼.</w:t>
+      </w:r>
+    </w:p>
+    <w:p>
+      <w:pPr>
+        <w:pStyle w:val="BodyText"/>
+      </w:pPr>
+      <w:r>
+        <w:t xml:space="preserve">도윤: 나중에 대표님께 통역해 드릴까요? 아니면 저희끼리만요?</w:t>
+      </w:r>
+    </w:p>
+    <w:p>
+      <w:pPr>
+        <w:pStyle w:val="BodyText"/>
+      </w:pPr>
+      <w:r>
+        <w:t xml:space="preserve">니콜라이: 너희끼리. 대표님껜 나중에, 원하면. 98년. 월급이 거의 1년 안 나왔고, 그다음엔 공장 창고에서 통조림으로 주더라. 고기 통조림 40개가 내 한 달 일이었어, 프레스 앞 30일에 40캔. 배낭에 넣어서 집에 날랐는데, 무거웠지.</w:t>
+      </w:r>
+    </w:p>
+    <w:p>
+      <w:pPr>
+        <w:pStyle w:val="BodyText"/>
+      </w:pPr>
+      <w:r>
+        <w:t xml:space="preserve">겐나: 한 달 일하고 40캔이요?</w:t>
+      </w:r>
+    </w:p>
+    <w:p>
+      <w:pPr>
+        <w:pStyle w:val="BodyText"/>
+      </w:pPr>
+      <w:r>
+        <w:t xml:space="preserve">니콜라이: 40. 타티야나는 그렇게 세월이 지났는데도 아직 고기 통조림을 못 쳐다봐. 난 그걸 탓하지 않아.</w:t>
+      </w:r>
+    </w:p>
+    <w:p>
+      <w:pPr>
+        <w:pStyle w:val="BodyText"/>
+      </w:pPr>
+      <w:r>
+        <w:t xml:space="preserve">리타: 그럼 공장장은 뭘 했어요?</w:t>
+      </w:r>
+    </w:p>
+    <w:p>
+      <w:pPr>
+        <w:pStyle w:val="BodyText"/>
+      </w:pPr>
+      <w:r>
+        <w:t xml:space="preserve">니콜라이: 공장장은 밤마다 기계를 고철로 팔았어. 4번 작업장 앞의 트럭들을 봤고, 난 알았고, 다들 알았어. 그리고 난 입을 다물었지.</w:t>
+      </w:r>
+    </w:p>
+    <w:p>
+      <w:pPr>
+        <w:pStyle w:val="BodyText"/>
+      </w:pPr>
+      <w:r>
+        <w:t xml:space="preserve">알렉세이: 아빠… 지금 그 얘기 안 하셔도 돼요.</w:t>
+      </w:r>
+    </w:p>
+    <w:p>
+      <w:pPr>
+        <w:pStyle w:val="BodyText"/>
+      </w:pPr>
+      <w:r>
+        <w:t xml:space="preserve">니콜라이: 통조림마저 잃을까 봐 입을 다물었어. 여덟 살 아들이 있었으니까, 너, 료샤. 넌 남의 발에 맞던 신발을 신고 학교에 다녔지. 난 생각했어: 월급이 최고다, 통조림이라도, 통조림이라면 더더욱. 정문의 진실보다 배낭 속 통조림이 낫다고.</w:t>
+      </w:r>
+    </w:p>
+    <w:p>
+      <w:pPr>
+        <w:pStyle w:val="BodyText"/>
+      </w:pPr>
+      <w:r>
+        <w:t xml:space="preserve">도윤: 그건 부끄러운 게 아니에요, 니콜라이 페트로비치. 그건 그냥 아버지예요.</w:t>
+      </w:r>
+    </w:p>
+    <w:p>
+      <w:pPr>
+        <w:pStyle w:val="BodyText"/>
+      </w:pPr>
+      <w:r>
+        <w:t xml:space="preserve">니콜라이: 부끄러운 거야, 도윤. 그 뒤에 어차피 공장은 문을 닫았어, 어느 금요일에, 정문에 종이 한 장으로. 기계는 그때 이미 없었고. 2년을 입 다물고 — 아무것도 못 지켰어: 기계도, 통조림도, 나 자신도.</w:t>
+      </w:r>
+    </w:p>
+    <w:p>
+      <w:pPr>
+        <w:pStyle w:val="BodyText"/>
+      </w:pPr>
+      <w:r>
+        <w:t xml:space="preserve">리타: 그래서 마지막 숫자 말고 곡선을 그렇게 보시는 거예요?</w:t>
+      </w:r>
+    </w:p>
+    <w:p>
+      <w:pPr>
+        <w:pStyle w:val="BodyText"/>
+      </w:pPr>
+      <w:r>
+        <w:t xml:space="preserve">니콜라이: 그래서. 공장의 마지막 숫자는 좋았어: 계획 달성. 그런데 밤엔 트럭이 다녔지.</w:t>
+      </w:r>
+    </w:p>
+    <w:p>
+      <w:pPr>
+        <w:pStyle w:val="BodyText"/>
+      </w:pPr>
+      <w:r>
+        <w:t xml:space="preserve">겐나: 니콜라이 페트로비치, 지금 그런 트럭을 보시면 말씀하시겠어요?</w:t>
+      </w:r>
+    </w:p>
+    <w:p>
+      <w:pPr>
+        <w:pStyle w:val="BodyText"/>
+      </w:pPr>
+      <w:r>
+        <w:t xml:space="preserve">니콜라이: 지금은 말하지. 지금은 파란 일지가 있고, 16억을 거절한 아들이 있으니까.</w:t>
       </w:r>
     </w:p>
     <w:p>
@@ -4755,71 +4755,71 @@
         <w:pStyle w:val="BodyText"/>
       </w:pPr>
       <w:r>
-        <w:t xml:space="preserve">니콜라이: 보리스 이고레비치가 말해 줬다. 토요일에 전화했어, 아침 7시에, 그 사람 좋아하는 시간에. 그러더라: 「니콜라이, 자네 아들이 16억을 거절했네. 야간 상담선 때문에. 이사회에 뽑힌 간호사 때문에」. 그러고 끊더라. 인사도 없이. 난 부엌에서 전화기를 든 채 30분을 앉아 있었다.</w:t>
-      </w:r>
-    </w:p>
-    <w:p>
-      <w:pPr>
-        <w:pStyle w:val="BodyText"/>
-      </w:pPr>
-      <w:r>
-        <w:t xml:space="preserve">알렉세이: 그분이 아빠한테 전화하셨어요?</w:t>
-      </w:r>
-    </w:p>
-    <w:p>
-      <w:pPr>
-        <w:pStyle w:val="BodyText"/>
-      </w:pPr>
-      <w:r>
-        <w:t xml:space="preserve">니콜라이: 했지. 바냐에서 그날 이후로 — 형제 같아. 둘 다 98년이야. 그 사람은 — 돈으로. 나는 — 통조림으로.</w:t>
-      </w:r>
-    </w:p>
-    <w:p>
-      <w:pPr>
-        <w:pStyle w:val="BodyText"/>
-      </w:pPr>
-      <w:r>
-        <w:t xml:space="preserve">도윤: 대표님도 98년이에요. 일본 사람들. 세 분이 같은 해네요.</w:t>
-      </w:r>
-    </w:p>
-    <w:p>
-      <w:pPr>
-        <w:pStyle w:val="BodyText"/>
-      </w:pPr>
-      <w:r>
-        <w:t xml:space="preserve">니콜라이: 그럼 클럽이네. 98년 클럽. 배지가 있어야겠다.</w:t>
-      </w:r>
-    </w:p>
-    <w:p>
-      <w:pPr>
-        <w:pStyle w:val="BodyText"/>
-      </w:pPr>
-      <w:r>
-        <w:t xml:space="preserve">리타: 배지는 — 수평계로. 기포는 가운데.</w:t>
-      </w:r>
-    </w:p>
-    <w:p>
-      <w:pPr>
-        <w:pStyle w:val="BodyText"/>
-      </w:pPr>
-      <w:r>
-        <w:t xml:space="preserve">니콜라이: 수평계로. 리타, 배지를 아는군요. 품질 부서에선 드문 일인데.</w:t>
-      </w:r>
-    </w:p>
-    <w:p>
-      <w:pPr>
-        <w:pStyle w:val="BodyText"/>
-      </w:pPr>
-      <w:r>
-        <w:t xml:space="preserve">겐나: 니콜라이 페트로비치, 차 더 드릴까요?</w:t>
-      </w:r>
-    </w:p>
-    <w:p>
-      <w:pPr>
-        <w:pStyle w:val="BodyText"/>
-      </w:pPr>
-      <w:r>
-        <w:t xml:space="preserve">니콜라이: 아니. 겐나, 집에 가. 리타도요. 도윤도. 아들이랑 할 얘기가 있어. 5분. 일지 없이.</w:t>
+        <w:t xml:space="preserve">니콜라이: 보리스 이고레비치가 말해 줬다. 토요일 아침 7시에, 그 사람 좋아하는 시간에 전화해서 그러더라: 「니콜라이, 자네 아들이 16억을 거절했네. 야간 상담선 때문에. 이사회에 뽑힌 간호사 때문에」. 그러고는 인사도 없이 끊더라. 난 부엌에서 전화기를 든 채 30분을 앉아 있었다.</w:t>
+      </w:r>
+    </w:p>
+    <w:p>
+      <w:pPr>
+        <w:pStyle w:val="BodyText"/>
+      </w:pPr>
+      <w:r>
+        <w:t xml:space="preserve">알렉세이: 그분이 직접 아빠한테 전화하셨어요? 처음 듣는 얘기네요.</w:t>
+      </w:r>
+    </w:p>
+    <w:p>
+      <w:pPr>
+        <w:pStyle w:val="BodyText"/>
+      </w:pPr>
+      <w:r>
+        <w:t xml:space="preserve">니콜라이: 했지. 바냐에서 그날 이후로 형제 같아: 둘 다 98년 출신인데, 그 사람은 돈으로, 나는 통조림으로 치렀지.</w:t>
+      </w:r>
+    </w:p>
+    <w:p>
+      <w:pPr>
+        <w:pStyle w:val="BodyText"/>
+      </w:pPr>
+      <w:r>
+        <w:t xml:space="preserve">도윤: 대표님도 98년이에요, 일본 사람들 때. 그러니까 세 분이 같은 해네요.</w:t>
+      </w:r>
+    </w:p>
+    <w:p>
+      <w:pPr>
+        <w:pStyle w:val="BodyText"/>
+      </w:pPr>
+      <w:r>
+        <w:t xml:space="preserve">니콜라이: 그럼 클럽이네, 98년 클럽. 제대로 하려면 배지가 있어야겠다.</w:t>
+      </w:r>
+    </w:p>
+    <w:p>
+      <w:pPr>
+        <w:pStyle w:val="BodyText"/>
+      </w:pPr>
+      <w:r>
+        <w:t xml:space="preserve">리타: 배지는 수평계 모양으로, 기포는 가운데에.</w:t>
+      </w:r>
+    </w:p>
+    <w:p>
+      <w:pPr>
+        <w:pStyle w:val="BodyText"/>
+      </w:pPr>
+      <w:r>
+        <w:t xml:space="preserve">니콜라이: 당연히 수평계로. 리타, 배지를 아는군요, 품질 부서에선 드문 일인데.</w:t>
+      </w:r>
+    </w:p>
+    <w:p>
+      <w:pPr>
+        <w:pStyle w:val="BodyText"/>
+      </w:pPr>
+      <w:r>
+        <w:t xml:space="preserve">겐나: 니콜라이 페트로비치, 차 더 따라 드릴까요?</w:t>
+      </w:r>
+    </w:p>
+    <w:p>
+      <w:pPr>
+        <w:pStyle w:val="BodyText"/>
+      </w:pPr>
+      <w:r>
+        <w:t xml:space="preserve">니콜라이: 아니, 고맙다. 겐나, 집에 가. 리타도, 도윤도요. 아들이랑 5분만 얘기해야 해, 일지 없이.</w:t>
       </w:r>
     </w:p>
     <w:bookmarkEnd w:id="35"/>
@@ -4845,191 +4845,191 @@
         <w:pStyle w:val="BodyText"/>
       </w:pPr>
       <w:r>
-        <w:t xml:space="preserve">니콜라이: 끄지 마, 겐나. 깜빡이게 둬. 가. 료샤, 앉아. 상자에. 「라도가」 말고 — 빈 거에. 그래. 8년 전. 3월. 네가 전화해서 그랬지: 「아빠, 「헬베메드」 그만뒀어요」. 내가 뭐라고 했는지 기억나? 난 한 마디 한 마디 다 기억해.</w:t>
-      </w:r>
-    </w:p>
-    <w:p>
-      <w:pPr>
-        <w:pStyle w:val="BodyText"/>
-      </w:pPr>
-      <w:r>
-        <w:t xml:space="preserve">알렉세이: 기억해요. 「미쳤구나. 25만이야. 월급이 최고다」.</w:t>
-      </w:r>
-    </w:p>
-    <w:p>
-      <w:pPr>
-        <w:pStyle w:val="BodyText"/>
-      </w:pPr>
-      <w:r>
-        <w:t xml:space="preserve">니콜라이: 그리고 한 달 동안 너랑 말을 안 했지.</w:t>
-      </w:r>
-    </w:p>
-    <w:p>
-      <w:pPr>
-        <w:pStyle w:val="BodyText"/>
-      </w:pPr>
-      <w:r>
-        <w:t xml:space="preserve">알렉세이: 3주요. 엄마가 셌어요.</w:t>
-      </w:r>
-    </w:p>
-    <w:p>
-      <w:pPr>
-        <w:pStyle w:val="BodyText"/>
-      </w:pPr>
-      <w:r>
-        <w:t xml:space="preserve">니콜라이: 3주. 엄마가 나보다 잘 세지. 3주가 끝날 때 무슨 일이 있었는지 알아?</w:t>
-      </w:r>
-    </w:p>
-    <w:p>
-      <w:pPr>
-        <w:pStyle w:val="BodyText"/>
-      </w:pPr>
-      <w:r>
-        <w:t xml:space="preserve">알렉세이: 아니요. 그냥 전화하셨잖아요. 상자 얘기 하시면서.</w:t>
-      </w:r>
-    </w:p>
-    <w:p>
-      <w:pPr>
-        <w:pStyle w:val="BodyText"/>
-      </w:pPr>
-      <w:r>
-        <w:t xml:space="preserve">니콜라이: 할머니가 나한테 전화했다. 직접, 10년 만에 처음으로 — 보통은 내가 수요일마다 했지. 한 마디만 하셨어: 「콜랴, 넌 공장에서 입을 다물었다. 저 아이까지 입 다물게 하지 마라」. 그러고 끊으셨지. 밤까지 전화기 옆에 앉아 있었다. 그리고 아침에 너한테 전화했어. 상자 얘기로. 중요한 얘기를 안 하려고.</w:t>
-      </w:r>
-    </w:p>
-    <w:p>
-      <w:pPr>
-        <w:pStyle w:val="BodyText"/>
-      </w:pPr>
-      <w:r>
-        <w:t xml:space="preserve">알렉세이: 할머니가… 저한텐 말씀 안 하셨어요.</w:t>
-      </w:r>
-    </w:p>
-    <w:p>
-      <w:pPr>
-        <w:pStyle w:val="BodyText"/>
-      </w:pPr>
-      <w:r>
-        <w:t xml:space="preserve">니콜라이: 아무한테도 안 하셨지. 필요할 때만 말씀하셨어. 미탸 얘기처럼 — 마지막 날에.</w:t>
-      </w:r>
-    </w:p>
-    <w:p>
-      <w:pPr>
-        <w:pStyle w:val="BodyText"/>
-      </w:pPr>
-      <w:r>
-        <w:t xml:space="preserve">알렉세이: 아빠…</w:t>
-      </w:r>
-    </w:p>
-    <w:p>
-      <w:pPr>
-        <w:pStyle w:val="BodyText"/>
-      </w:pPr>
-      <w:r>
-        <w:t xml:space="preserve">니콜라이: 장례식에서 말하고 싶었다 — 못 했어, 거긴 2백 명이었으니까. 여긴 상자들이야. 상자들 앞에선 돼. 넌 16억을 거절했어. 발랴를 위해. 리타를 위해. 평생 못 볼 남의 여자들을 위해. 난 통조림 때문에 2년을 입 다물었는데. 넌 16억 앞에서 — 입 다물지 않았어. 네가 자랑스럽다, 료샤.</w:t>
-      </w:r>
-    </w:p>
-    <w:p>
-      <w:pPr>
-        <w:pStyle w:val="BodyText"/>
-      </w:pPr>
-      <w:r>
-        <w:t xml:space="preserve">알렉세이: 아빠…</w:t>
-      </w:r>
-    </w:p>
-    <w:p>
-      <w:pPr>
-        <w:pStyle w:val="BodyText"/>
-      </w:pPr>
-      <w:r>
-        <w:t xml:space="preserve">니콜라이: 네가 자랑스럽다. 엄마한테도 안 한 말이다. 할머니한테도. 누구한테도. 너한테 한다. 처음으로. 예순아홉에. 아니 — 일흔에. 10월에 일흔이 됐다. 넌 잊었지.</w:t>
-      </w:r>
-    </w:p>
-    <w:p>
-      <w:pPr>
-        <w:pStyle w:val="BodyText"/>
-      </w:pPr>
-      <w:r>
-        <w:t xml:space="preserve">알렉세이: 안 잊었어요. 서울에 있었어요. 전화했어요. 안 받으셨어요. 창고에 계셨죠.</w:t>
-      </w:r>
-    </w:p>
-    <w:p>
-      <w:pPr>
-        <w:pStyle w:val="BodyText"/>
-      </w:pPr>
-      <w:r>
-        <w:t xml:space="preserve">니콜라이: 창고에. 맞다. 마지막 월요일. 그러니까 나도 잊은 게 아니라 — 일하고 있었던 거지.</w:t>
-      </w:r>
-    </w:p>
-    <w:p>
-      <w:pPr>
-        <w:pStyle w:val="BodyText"/>
-      </w:pPr>
-      <w:r>
-        <w:t xml:space="preserve">알렉세이: 아빠, 은퇴하고 싶으세요? 이 창고에서? 일흔이시잖아요.</w:t>
-      </w:r>
-    </w:p>
-    <w:p>
-      <w:pPr>
-        <w:pStyle w:val="BodyText"/>
-      </w:pPr>
-      <w:r>
-        <w:t xml:space="preserve">니콜라이: 아니. 싫다. 한 달에 5천, 한 달에 한 번, 마지막 월요일. 그게 내 월급이야. 내 인생 최고의. 정직한, 카드로 이체되는, 계약서 있는, 통조림도 정문의 종이도 없는. 그걸로 아무것도 안 사. 그런데 그걸 보고 있으면 — 좋다.</w:t>
-      </w:r>
-    </w:p>
-    <w:p>
-      <w:pPr>
-        <w:pStyle w:val="BodyText"/>
-      </w:pPr>
-      <w:r>
-        <w:t xml:space="preserve">알렉세이: 그럼 — 그만두지 마세요. 이리나한테 얘기할게요. 올려 달라고. 7천.</w:t>
-      </w:r>
-    </w:p>
-    <w:p>
-      <w:pPr>
-        <w:pStyle w:val="BodyText"/>
-      </w:pPr>
-      <w:r>
-        <w:t xml:space="preserve">니콜라이: 하지 마. 5천이 — 계약이다. 아들이 대표라고 계약을 바꾸진 않아. 이리나가 설명해 줬다. 첫날에.</w:t>
-      </w:r>
-    </w:p>
-    <w:p>
-      <w:pPr>
-        <w:pStyle w:val="BodyText"/>
-      </w:pPr>
-      <w:r>
-        <w:t xml:space="preserve">알렉세이: 이리나가 그렇게 말했어요?</w:t>
-      </w:r>
-    </w:p>
-    <w:p>
-      <w:pPr>
-        <w:pStyle w:val="BodyText"/>
-      </w:pPr>
-      <w:r>
-        <w:t xml:space="preserve">니콜라이: 그러더라: 「니콜라이 페트로비치, 가족에겐 — 계약대로. 아니면 도움이 아니라 봉투예요」. 기억해 뒀지. 좋은 사람이야. 엄격하고.</w:t>
-      </w:r>
-    </w:p>
-    <w:p>
-      <w:pPr>
-        <w:pStyle w:val="BodyText"/>
-      </w:pPr>
-      <w:r>
-        <w:t xml:space="preserve">알렉세이: 저도 아빠가 자랑스러워요.</w:t>
-      </w:r>
-    </w:p>
-    <w:p>
-      <w:pPr>
-        <w:pStyle w:val="BodyText"/>
-      </w:pPr>
-      <w:r>
-        <w:t xml:space="preserve">니콜라이: 내가? 뭐가? 통조림이?</w:t>
-      </w:r>
-    </w:p>
-    <w:p>
-      <w:pPr>
-        <w:pStyle w:val="BodyText"/>
-      </w:pPr>
-      <w:r>
-        <w:t xml:space="preserve">알렉세이: 손전등이요. 노란 거. 전등이 깜빡였는데 — 손전등을 가져오셨잖아요. 수요일까지 안 기다리고.</w:t>
+        <w:t xml:space="preserve">니콜라이: 끄지 마, 겐나, 깜빡이게 둬, 가. 료샤, 상자에 앉아, 「라도가」 말고 빈 거에. 그래. 8년 전 3월에 네가 전화해서 그랬지: 「아빠, 「헬베메드」 그만뒀어요」. 그때 내가 뭐라고 했는지 기억나? 난 한 마디 한 마디 다 기억해.</w:t>
+      </w:r>
+    </w:p>
+    <w:p>
+      <w:pPr>
+        <w:pStyle w:val="BodyText"/>
+      </w:pPr>
+      <w:r>
+        <w:t xml:space="preserve">알렉세이: 기억해요: 「미쳤구나. 25만이야. 월급이 최고다」.</w:t>
+      </w:r>
+    </w:p>
+    <w:p>
+      <w:pPr>
+        <w:pStyle w:val="BodyText"/>
+      </w:pPr>
+      <w:r>
+        <w:t xml:space="preserve">니콜라이: 그리고 그다음 한 달 동안 너랑 말을 안 했지.</w:t>
+      </w:r>
+    </w:p>
+    <w:p>
+      <w:pPr>
+        <w:pStyle w:val="BodyText"/>
+      </w:pPr>
+      <w:r>
+        <w:t xml:space="preserve">알렉세이: 3주요, 아빠. 엄마가 날짜를 셌어요.</w:t>
+      </w:r>
+    </w:p>
+    <w:p>
+      <w:pPr>
+        <w:pStyle w:val="BodyText"/>
+      </w:pPr>
+      <w:r>
+        <w:t xml:space="preserve">니콜라이: 그래, 3주, 엄마가 나보다 잘 세지. 그 3주가 끝날 때 무슨 일이 있었는지 알아?</w:t>
+      </w:r>
+    </w:p>
+    <w:p>
+      <w:pPr>
+        <w:pStyle w:val="BodyText"/>
+      </w:pPr>
+      <w:r>
+        <w:t xml:space="preserve">알렉세이: 아니요. 그냥 아무 일 없었던 것처럼 전화해서 상자 얘기를 물으셨잖아요.</w:t>
+      </w:r>
+    </w:p>
+    <w:p>
+      <w:pPr>
+        <w:pStyle w:val="BodyText"/>
+      </w:pPr>
+      <w:r>
+        <w:t xml:space="preserve">니콜라이: 할머니가 나한테 전화했다. 직접, 10년 만에 처음으로, 보통은 내가 수요일마다 했는데. 한 마디만 하셨어: 「콜랴, 넌 공장에서 입을 다물었다. 저 아이까지 입 다물게 하지 마라」. 그러고 끊으셨지. 밤까지 전화기 옆에 앉아 있다가, 아침에 너한테 상자 얘기로 전화했어, 중요한 얘기를 안 하려고.</w:t>
+      </w:r>
+    </w:p>
+    <w:p>
+      <w:pPr>
+        <w:pStyle w:val="BodyText"/>
+      </w:pPr>
+      <w:r>
+        <w:t xml:space="preserve">알렉세이: 할머니가… 저한텐 한 번도 그 말씀 안 하셨어요.</w:t>
+      </w:r>
+    </w:p>
+    <w:p>
+      <w:pPr>
+        <w:pStyle w:val="BodyText"/>
+      </w:pPr>
+      <w:r>
+        <w:t xml:space="preserve">니콜라이: 아무한테도 안 하셨지. 필요할 때만 말씀하셨어, 미탸 얘기처럼, 마지막 날에.</w:t>
+      </w:r>
+    </w:p>
+    <w:p>
+      <w:pPr>
+        <w:pStyle w:val="BodyText"/>
+      </w:pPr>
+      <w:r>
+        <w:t xml:space="preserve">알렉세이: 아빠… 무슨 말을 해야 할지 모르겠어요.</w:t>
+      </w:r>
+    </w:p>
+    <w:p>
+      <w:pPr>
+        <w:pStyle w:val="BodyText"/>
+      </w:pPr>
+      <w:r>
+        <w:t xml:space="preserve">니콜라이: 장례식에서 말하고 싶었는데 못 했다, 거긴 2백 명이었으니까. 여긴 상자들이고, 상자들 앞에선 돼. 넌 발랴를 위해, 리타를 위해, 평생 못 볼 남의 여자들을 위해 16억을 거절했어. 난 통조림 때문에 2년을 입 다물었는데, 넌 16억 앞에서 — 입 다물지 않았어. 네가 자랑스럽다, 료샤.</w:t>
+      </w:r>
+    </w:p>
+    <w:p>
+      <w:pPr>
+        <w:pStyle w:val="BodyText"/>
+      </w:pPr>
+      <w:r>
+        <w:t xml:space="preserve">알렉세이: 아빠… 고마워요. 이런 말 들을 줄 몰랐어요.</w:t>
+      </w:r>
+    </w:p>
+    <w:p>
+      <w:pPr>
+        <w:pStyle w:val="BodyText"/>
+      </w:pPr>
+      <w:r>
+        <w:t xml:space="preserve">니콜라이: 네가 자랑스럽다. 엄마한테도, 할머니한테도, 세상 누구한테도 안 한 말이다, 할 줄을 몰라서. 너한테 처음으로 한다, 예순아홉에. 아니, 일흔에: 10월에 일흔이 됐는데 넌 잊었지.</w:t>
+      </w:r>
+    </w:p>
+    <w:p>
+      <w:pPr>
+        <w:pStyle w:val="BodyText"/>
+      </w:pPr>
+      <w:r>
+        <w:t xml:space="preserve">알렉세이: 안 잊었어요, 서울에 있으면서 전화했어요. 창고에 계셔서 안 받으셨죠.</w:t>
+      </w:r>
+    </w:p>
+    <w:p>
+      <w:pPr>
+        <w:pStyle w:val="BodyText"/>
+      </w:pPr>
+      <w:r>
+        <w:t xml:space="preserve">니콜라이: 창고에, 맞다, 마지막 월요일. 그러니까 나도 잊은 게 아니라 그냥 일하고 있었던 거지.</w:t>
+      </w:r>
+    </w:p>
+    <w:p>
+      <w:pPr>
+        <w:pStyle w:val="BodyText"/>
+      </w:pPr>
+      <w:r>
+        <w:t xml:space="preserve">알렉세이: 아빠, 이 창고에서 은퇴하고 싶진 않으세요? 그래도 일흔이시잖아요.</w:t>
+      </w:r>
+    </w:p>
+    <w:p>
+      <w:pPr>
+        <w:pStyle w:val="BodyText"/>
+      </w:pPr>
+      <w:r>
+        <w:t xml:space="preserve">니콜라이: 아니, 싫다. 한 달에 5천, 한 달에 한 번, 마지막 월요일 — 그게 내 월급이야, 내 인생 최고의. 정직하고, 카드로 이체되고, 계약서 있고, 통조림도 정문의 종이도 없는. 그걸로 아무것도 안 사지만, 그걸 보고 있으면 좋다.</w:t>
+      </w:r>
+    </w:p>
+    <w:p>
+      <w:pPr>
+        <w:pStyle w:val="BodyText"/>
+      </w:pPr>
+      <w:r>
+        <w:t xml:space="preserve">알렉세이: 그럼 그만두지 마세요. 이리나한테 7천으로 올려 달라고 얘기할게요.</w:t>
+      </w:r>
+    </w:p>
+    <w:p>
+      <w:pPr>
+        <w:pStyle w:val="BodyText"/>
+      </w:pPr>
+      <w:r>
+        <w:t xml:space="preserve">니콜라이: 하지 마. 5천이 — 계약이다. 아들이 대표라고 계약을 바꾸진 않아, 이리나가 첫날 바로 설명해 줬다.</w:t>
+      </w:r>
+    </w:p>
+    <w:p>
+      <w:pPr>
+        <w:pStyle w:val="BodyText"/>
+      </w:pPr>
+      <w:r>
+        <w:t xml:space="preserve">알렉세이: 이리나가 정말 그렇게 말했어요?</w:t>
+      </w:r>
+    </w:p>
+    <w:p>
+      <w:pPr>
+        <w:pStyle w:val="BodyText"/>
+      </w:pPr>
+      <w:r>
+        <w:t xml:space="preserve">니콜라이: 그러더라: 「니콜라이 페트로비치, 가족에겐 — 계약대로. 아니면 도움이 아니라 봉투예요」. 기억해 뒀지. 좋은 사람이야, 엄격하고.</w:t>
+      </w:r>
+    </w:p>
+    <w:p>
+      <w:pPr>
+        <w:pStyle w:val="BodyText"/>
+      </w:pPr>
+      <w:r>
+        <w:t xml:space="preserve">알렉세이: 있잖아요, 아빠. 저도 아빠가 자랑스러워요.</w:t>
+      </w:r>
+    </w:p>
+    <w:p>
+      <w:pPr>
+        <w:pStyle w:val="BodyText"/>
+      </w:pPr>
+      <w:r>
+        <w:t xml:space="preserve">니콜라이: 내가? 뭐가? 통조림이라도?</w:t>
+      </w:r>
+    </w:p>
+    <w:p>
+      <w:pPr>
+        <w:pStyle w:val="BodyText"/>
+      </w:pPr>
+      <w:r>
+        <w:t xml:space="preserve">알렉세이: 노란 손전등이요. 전등이 깜빡이니까 수요일까지 안 기다리고 손전등을 가져오셨잖아요.</w:t>
       </w:r>
     </w:p>
     <w:bookmarkEnd w:id="36"/>
@@ -5047,31 +5047,31 @@
         <w:pStyle w:val="FirstParagraph"/>
       </w:pPr>
       <w:r>
-        <w:t xml:space="preserve">니콜라이: 미탸! 드미트리! 니콜라이야. 베라 파블로브나 아들. 나 기억해?</w:t>
-      </w:r>
-    </w:p>
-    <w:p>
-      <w:pPr>
-        <w:pStyle w:val="BodyText"/>
-      </w:pPr>
-      <w:r>
-        <w:t xml:space="preserve">미탸: 기억해요. 콜랴죠. 할머니가 얘기하셨어요. 「콜랴는 좋은 애다. 다만 말이 없지」.</w:t>
-      </w:r>
-    </w:p>
-    <w:p>
-      <w:pPr>
-        <w:pStyle w:val="BodyText"/>
-      </w:pPr>
-      <w:r>
-        <w:t xml:space="preserve">니콜라이: 없었지. 이젠 덜해. 어머니가 널 찾아가라고 하셨어. 가을에. 11월도 — 아직 가을인가?</w:t>
-      </w:r>
-    </w:p>
-    <w:p>
-      <w:pPr>
-        <w:pStyle w:val="BodyText"/>
-      </w:pPr>
-      <w:r>
-        <w:t xml:space="preserve">미탸: 아직 가을이에요. 현관에 첫눈이 쌓이기 전까진. 눈은 10월에 왔어요. 그런데 현관엔 — 안 쌓였어요. 그러니까 가을이에요.</w:t>
+        <w:t xml:space="preserve">니콜라이: 미탸! 드미트리! 나야, 니콜라이, 베라 파블로브나 아들. 나 기억해?</w:t>
+      </w:r>
+    </w:p>
+    <w:p>
+      <w:pPr>
+        <w:pStyle w:val="BodyText"/>
+      </w:pPr>
+      <w:r>
+        <w:t xml:space="preserve">미탸: 기억해요. 콜랴죠. 할머니가 얘기하셨어요: 「콜랴는 좋은 애다. 다만 말이 없지」.</w:t>
+      </w:r>
+    </w:p>
+    <w:p>
+      <w:pPr>
+        <w:pStyle w:val="BodyText"/>
+      </w:pPr>
+      <w:r>
+        <w:t xml:space="preserve">니콜라이: 없었지, 이젠 좀 덜해. 어머니가 가을에 널 찾아가라고 하셨어. 11월도 아직 가을인가?</w:t>
+      </w:r>
+    </w:p>
+    <w:p>
+      <w:pPr>
+        <w:pStyle w:val="BodyText"/>
+      </w:pPr>
+      <w:r>
+        <w:t xml:space="preserve">미탸: 아직 가을이에요, 현관에 첫눈이 쌓이기 전까진. 눈은 10월에 왔지만 현관엔 안 쌓였어요. 그러니까 아직 가을이에요.</w:t>
       </w:r>
     </w:p>
     <w:p>
@@ -5087,31 +5087,31 @@
         <w:pStyle w:val="BodyText"/>
       </w:pPr>
       <w:r>
-        <w:t xml:space="preserve">미탸: 멀쩡해요. 부서지지 않게요. 이리나 씨한테도 그렇게 말했어요. 휴대폰에 적더라고요. 엄격한 분이에요.</w:t>
-      </w:r>
-    </w:p>
-    <w:p>
-      <w:pPr>
-        <w:pStyle w:val="BodyText"/>
-      </w:pPr>
-      <w:r>
-        <w:t xml:space="preserve">니콜라이: 엄격하지. 나도 그 사람한테 그랬다. 미탸, 수평계 가져왔어. 내 거. 계단 같이 보자.</w:t>
-      </w:r>
-    </w:p>
-    <w:p>
-      <w:pPr>
-        <w:pStyle w:val="BodyText"/>
-      </w:pPr>
-      <w:r>
-        <w:t xml:space="preserve">미탸: 그래요. 기포가… 조금 왼쪽. 두드려야겠네요.</w:t>
-      </w:r>
-    </w:p>
-    <w:p>
-      <w:pPr>
-        <w:pStyle w:val="BodyText"/>
-      </w:pPr>
-      <w:r>
-        <w:t xml:space="preserve">니콜라이: 두드려. 내가 잡을게. 30년 동안 남의 망치를 잡아 본 적이 없어. 베라 파블로브나가 웃으셨겠다.</w:t>
+        <w:t xml:space="preserve">미탸: 멀쩡해요. 부서지지 않게요. 이리나 씨한테도 그렇게 말했더니 휴대폰에 적더라고요. 엄격한 분이에요.</w:t>
+      </w:r>
+    </w:p>
+    <w:p>
+      <w:pPr>
+        <w:pStyle w:val="BodyText"/>
+      </w:pPr>
+      <w:r>
+        <w:t xml:space="preserve">니콜라이: 엄격하지, 나도 그 사람한테 그 말 했다. 미탸, 내 수평계 가져왔어. 계단 같이 보자.</w:t>
+      </w:r>
+    </w:p>
+    <w:p>
+      <w:pPr>
+        <w:pStyle w:val="BodyText"/>
+      </w:pPr>
+      <w:r>
+        <w:t xml:space="preserve">미탸: 그래요. 기포가… 아주 조금 왼쪽이에요. 살짝 두드려야겠네요.</w:t>
+      </w:r>
+    </w:p>
+    <w:p>
+      <w:pPr>
+        <w:pStyle w:val="BodyText"/>
+      </w:pPr>
+      <w:r>
+        <w:t xml:space="preserve">니콜라이: 두드려, 내가 잡을게. 30년 동안 남의 망치를 잡아 본 적이 없어. 베라 파블로브나가 지금 웃으셨겠다.</w:t>
       </w:r>
     </w:p>
     <w:p>
@@ -5127,39 +5127,39 @@
         <w:pStyle w:val="BodyText"/>
       </w:pPr>
       <w:r>
-        <w:t xml:space="preserve">알렉세이: 올가 전화예요. 응, 올랴?</w:t>
-      </w:r>
-    </w:p>
-    <w:p>
-      <w:pPr>
-        <w:pStyle w:val="BodyText"/>
-      </w:pPr>
-      <w:r>
-        <w:t xml:space="preserve">올가: 료샤. 오늘 11월 30일이야. 자정에 볼코프 제안이 만료돼. 전화도 없었고. 편지도 없었어.</w:t>
-      </w:r>
-    </w:p>
-    <w:p>
-      <w:pPr>
-        <w:pStyle w:val="BodyText"/>
-      </w:pPr>
-      <w:r>
-        <w:t xml:space="preserve">알렉세이: 앞으로도 안 할 거야. 조용히 만료되겠지.</w:t>
-      </w:r>
-    </w:p>
-    <w:p>
-      <w:pPr>
-        <w:pStyle w:val="BodyText"/>
-      </w:pPr>
-      <w:r>
-        <w:t xml:space="preserve">올가: 조용히. 약속대로: 「안녕히. 「아직은」이 아니라」. 전화도, 편지도, 마지막 말도 없이 — 그건 이미 했으니까. 폴더를 닫을게. 그 사람 서류 40쪽과 우리 170개 항목. 표지에 쓸 거야: 「우리 매수인 아님. 영원히」.</w:t>
-      </w:r>
-    </w:p>
-    <w:p>
-      <w:pPr>
-        <w:pStyle w:val="BodyText"/>
-      </w:pPr>
-      <w:r>
-        <w:t xml:space="preserve">알렉세이: 「영원히」 말고, 올랴. 「아직은」이라고 써. 그 사람이 직접 부탁했어.</w:t>
+        <w:t xml:space="preserve">알렉세이: 올가 전화예요. 응, 올랴, 무슨 일이야?</w:t>
+      </w:r>
+    </w:p>
+    <w:p>
+      <w:pPr>
+        <w:pStyle w:val="BodyText"/>
+      </w:pPr>
+      <w:r>
+        <w:t xml:space="preserve">올가: 료샤, 오늘 11월 30일이야. 자정에 볼코프 제안이 만료되는데, 전화도 편지도 없었어.</w:t>
+      </w:r>
+    </w:p>
+    <w:p>
+      <w:pPr>
+        <w:pStyle w:val="BodyText"/>
+      </w:pPr>
+      <w:r>
+        <w:t xml:space="preserve">알렉세이: 앞으로도 안 할 거야. 조용히 만료될 거야, 두고 봐.</w:t>
+      </w:r>
+    </w:p>
+    <w:p>
+      <w:pPr>
+        <w:pStyle w:val="BodyText"/>
+      </w:pPr>
+      <w:r>
+        <w:t xml:space="preserve">올가: 조용히, 약속대로: 「안녕히. 「아직은」이 아니라」. 전화도, 편지도, 마지막 말도 없이, 그건 이미 했으니까. 폴더를 닫을게: 그 사람 서류 40쪽과 우리 170개 항목. 그리고 표지에 쓸 거야: 「우리 매수인 아님. 영원히」.</w:t>
+      </w:r>
+    </w:p>
+    <w:p>
+      <w:pPr>
+        <w:pStyle w:val="BodyText"/>
+      </w:pPr>
+      <w:r>
+        <w:t xml:space="preserve">알렉세이: 「영원히」 말고, 올랴. 「아직은」이라고 써, 그 사람이 직접 부탁했어.</w:t>
       </w:r>
     </w:p>
     <w:bookmarkEnd w:id="37"/>
